--- a/campus x/NLP/Perplexity.docx
+++ b/campus x/NLP/Perplexity.docx
@@ -4,7 +4,7 @@
   <w:body>
     <w:p>
       <w:pPr>
-        <w:pStyle w:val="140"/>
+        <w:pStyle w:val="839"/>
         <w:pBdr>
           <w:top w:val="none" w:color="000000" w:sz="4" w:space="0"/>
           <w:left w:val="none" w:color="000000" w:sz="4" w:space="0"/>
@@ -27,7 +27,12 @@
         </w:rPr>
         <w:t xml:space="preserve">Perplexity in Machine Learning (NLP)</w:t>
       </w:r>
-      <w:r/>
+      <w:r>
+        <w:rPr>
+          <w:rFonts w:ascii="Times New Roman" w:hAnsi="Times New Roman" w:eastAsia="Times New Roman" w:cs="Times New Roman"/>
+          <w:sz w:val="28"/>
+        </w:rPr>
+      </w:r>
       <w:r>
         <w:rPr>
           <w:rFonts w:ascii="Times New Roman" w:hAnsi="Times New Roman" w:eastAsia="Times New Roman" w:cs="Times New Roman"/>
@@ -116,7 +121,7 @@
     </w:p>
     <w:p>
       <w:pPr>
-        <w:pStyle w:val="664"/>
+        <w:pStyle w:val="899"/>
         <w:numPr>
           <w:ilvl w:val="0"/>
           <w:numId w:val="1"/>
@@ -166,7 +171,7 @@
     </w:p>
     <w:p>
       <w:pPr>
-        <w:pStyle w:val="664"/>
+        <w:pStyle w:val="899"/>
         <w:numPr>
           <w:ilvl w:val="0"/>
           <w:numId w:val="1"/>
@@ -216,7 +221,7 @@
     </w:p>
     <w:p>
       <w:pPr>
-        <w:pStyle w:val="140"/>
+        <w:pStyle w:val="839"/>
         <w:pBdr>
           <w:top w:val="none" w:color="000000" w:sz="4" w:space="0"/>
           <w:left w:val="none" w:color="000000" w:sz="4" w:space="0"/>
@@ -254,7 +259,7 @@
     </w:p>
     <w:p>
       <w:pPr>
-        <w:pStyle w:val="140"/>
+        <w:pStyle w:val="839"/>
         <w:pBdr>
           <w:top w:val="none" w:color="000000" w:sz="4" w:space="0"/>
           <w:left w:val="none" w:color="000000" w:sz="4" w:space="0"/>
@@ -364,7 +369,7 @@
     </w:p>
     <w:p>
       <w:pPr>
-        <w:pStyle w:val="140"/>
+        <w:pStyle w:val="839"/>
         <w:pBdr>
           <w:top w:val="none" w:color="000000" w:sz="4" w:space="0"/>
           <w:left w:val="none" w:color="000000" w:sz="4" w:space="0"/>
@@ -417,7 +422,7 @@
     </w:p>
     <w:p>
       <w:pPr>
-        <w:pStyle w:val="664"/>
+        <w:pStyle w:val="899"/>
         <w:numPr>
           <w:ilvl w:val="0"/>
           <w:numId w:val="2"/>
@@ -484,7 +489,7 @@
     </w:p>
     <w:p>
       <w:pPr>
-        <w:pStyle w:val="664"/>
+        <w:pStyle w:val="899"/>
         <w:numPr>
           <w:ilvl w:val="0"/>
           <w:numId w:val="2"/>
@@ -604,7 +609,7 @@
     </w:p>
     <w:p>
       <w:pPr>
-        <w:pStyle w:val="664"/>
+        <w:pStyle w:val="899"/>
         <w:numPr>
           <w:ilvl w:val="0"/>
           <w:numId w:val="3"/>
@@ -654,7 +659,7 @@
     </w:p>
     <w:p>
       <w:pPr>
-        <w:pStyle w:val="664"/>
+        <w:pStyle w:val="899"/>
         <w:numPr>
           <w:ilvl w:val="0"/>
           <w:numId w:val="3"/>
@@ -704,7 +709,7 @@
     </w:p>
     <w:p>
       <w:pPr>
-        <w:pStyle w:val="140"/>
+        <w:pStyle w:val="839"/>
         <w:pBdr>
           <w:top w:val="none" w:color="000000" w:sz="4" w:space="0"/>
           <w:left w:val="none" w:color="000000" w:sz="4" w:space="0"/>
@@ -788,7 +793,7 @@
     </w:p>
     <w:p>
       <w:pPr>
-        <w:pStyle w:val="664"/>
+        <w:pStyle w:val="899"/>
         <w:numPr>
           <w:ilvl w:val="0"/>
           <w:numId w:val="4"/>
@@ -829,7 +834,7 @@
     </w:p>
     <w:p>
       <w:pPr>
-        <w:pStyle w:val="664"/>
+        <w:pStyle w:val="899"/>
         <w:numPr>
           <w:ilvl w:val="0"/>
           <w:numId w:val="4"/>
@@ -879,7 +884,7 @@
     </w:p>
     <w:p>
       <w:pPr>
-        <w:pStyle w:val="664"/>
+        <w:pStyle w:val="899"/>
         <w:numPr>
           <w:ilvl w:val="0"/>
           <w:numId w:val="4"/>
@@ -929,7 +934,7 @@
     </w:p>
     <w:p>
       <w:pPr>
-        <w:pStyle w:val="664"/>
+        <w:pStyle w:val="899"/>
         <w:numPr>
           <w:ilvl w:val="0"/>
           <w:numId w:val="4"/>
@@ -979,7 +984,7 @@
     </w:p>
     <w:p>
       <w:pPr>
-        <w:pStyle w:val="664"/>
+        <w:pStyle w:val="899"/>
         <w:numPr>
           <w:ilvl w:val="0"/>
           <w:numId w:val="4"/>
@@ -1029,7 +1034,7 @@
     </w:p>
     <w:p>
       <w:pPr>
-        <w:pStyle w:val="664"/>
+        <w:pStyle w:val="899"/>
         <w:numPr>
           <w:ilvl w:val="0"/>
           <w:numId w:val="4"/>
@@ -1121,7 +1126,7 @@
     </w:p>
     <w:p>
       <w:pPr>
-        <w:pStyle w:val="664"/>
+        <w:pStyle w:val="899"/>
         <w:numPr>
           <w:ilvl w:val="0"/>
           <w:numId w:val="4"/>
@@ -1179,7 +1184,7 @@
     </w:p>
     <w:p>
       <w:pPr>
-        <w:pStyle w:val="140"/>
+        <w:pStyle w:val="839"/>
         <w:pBdr>
           <w:top w:val="none" w:color="000000" w:sz="4" w:space="0"/>
           <w:left w:val="none" w:color="000000" w:sz="4" w:space="0"/>
@@ -1217,7 +1222,7 @@
     </w:p>
     <w:p>
       <w:pPr>
-        <w:pStyle w:val="664"/>
+        <w:pStyle w:val="899"/>
         <w:numPr>
           <w:ilvl w:val="0"/>
           <w:numId w:val="5"/>
@@ -1267,7 +1272,7 @@
     </w:p>
     <w:p>
       <w:pPr>
-        <w:pStyle w:val="664"/>
+        <w:pStyle w:val="899"/>
         <w:numPr>
           <w:ilvl w:val="0"/>
           <w:numId w:val="5"/>
@@ -1317,7 +1322,7 @@
     </w:p>
     <w:p>
       <w:pPr>
-        <w:pStyle w:val="664"/>
+        <w:pStyle w:val="899"/>
         <w:numPr>
           <w:ilvl w:val="0"/>
           <w:numId w:val="5"/>
@@ -1359,7 +1364,7 @@
     </w:p>
     <w:p>
       <w:pPr>
-        <w:pStyle w:val="664"/>
+        <w:pStyle w:val="899"/>
         <w:numPr>
           <w:ilvl w:val="0"/>
           <w:numId w:val="5"/>
@@ -1426,7 +1431,7 @@
     </w:p>
     <w:p>
       <w:pPr>
-        <w:pStyle w:val="664"/>
+        <w:pStyle w:val="899"/>
         <w:numPr>
           <w:ilvl w:val="0"/>
           <w:numId w:val="5"/>
@@ -1493,7 +1498,7 @@
     </w:p>
     <w:p>
       <w:pPr>
-        <w:pStyle w:val="664"/>
+        <w:pStyle w:val="899"/>
         <w:numPr>
           <w:ilvl w:val="0"/>
           <w:numId w:val="5"/>
@@ -1560,7 +1565,7 @@
     </w:p>
     <w:p>
       <w:pPr>
-        <w:pStyle w:val="140"/>
+        <w:pStyle w:val="839"/>
         <w:pBdr>
           <w:top w:val="none" w:color="000000" w:sz="4" w:space="0"/>
           <w:left w:val="none" w:color="000000" w:sz="4" w:space="0"/>
@@ -1598,7 +1603,7 @@
     </w:p>
     <w:p>
       <w:pPr>
-        <w:pStyle w:val="664"/>
+        <w:pStyle w:val="899"/>
         <w:numPr>
           <w:ilvl w:val="0"/>
           <w:numId w:val="6"/>
@@ -1665,7 +1670,7 @@
     </w:p>
     <w:p>
       <w:pPr>
-        <w:pStyle w:val="664"/>
+        <w:pStyle w:val="899"/>
         <w:numPr>
           <w:ilvl w:val="0"/>
           <w:numId w:val="6"/>
@@ -1715,7 +1720,7 @@
     </w:p>
     <w:p>
       <w:pPr>
-        <w:pStyle w:val="664"/>
+        <w:pStyle w:val="899"/>
         <w:numPr>
           <w:ilvl w:val="0"/>
           <w:numId w:val="6"/>
@@ -1765,7 +1770,7 @@
     </w:p>
     <w:p>
       <w:pPr>
-        <w:pStyle w:val="664"/>
+        <w:pStyle w:val="899"/>
         <w:numPr>
           <w:ilvl w:val="0"/>
           <w:numId w:val="7"/>
@@ -1800,7 +1805,6 @@
         </w:rPr>
         <w:t xml:space="preserve">evaluate and compare the quality </w:t>
       </w:r>
-      <w:r/>
       <w:r>
         <w:rPr>
           <w:rFonts w:ascii="Times New Roman" w:hAnsi="Times New Roman" w:eastAsia="Times New Roman" w:cs="Times New Roman"/>
@@ -1847,8 +1851,6 @@
         </w:rPr>
       </w:r>
       <w:r/>
-      <w:r/>
-      <w:r/>
     </w:p>
     <w:sectPr>
       <w:footnotePr/>
@@ -1872,7 +1874,6 @@
         <w:ind/>
         <w:rPr/>
       </w:pPr>
-      <w:r/>
       <w:r>
         <w:separator/>
       </w:r>
@@ -1887,7 +1888,6 @@
         <w:ind/>
         <w:rPr/>
       </w:pPr>
-      <w:r/>
       <w:r>
         <w:continuationSeparator/>
       </w:r>
@@ -1907,7 +1907,6 @@
         <w:ind/>
         <w:rPr/>
       </w:pPr>
-      <w:r/>
       <w:r>
         <w:separator/>
       </w:r>
@@ -1922,7 +1921,6 @@
         <w:ind/>
         <w:rPr/>
       </w:pPr>
-      <w:r/>
       <w:r>
         <w:continuationSeparator/>
       </w:r>
@@ -3246,9 +3244,9 @@
     <w:lsdException w:name="Bibliography" w:uiPriority="37"/>
     <w:lsdException w:name="TOC Heading" w:uiPriority="39" w:qFormat="1"/>
   </w:latentStyles>
-  <w:style w:type="table" w:styleId="11">
+  <w:style w:type="table" w:styleId="711">
     <w:name w:val="Table Grid"/>
-    <w:basedOn w:val="661"/>
+    <w:basedOn w:val="896"/>
     <w:uiPriority w:val="59"/>
     <w:pPr>
       <w:pBdr/>
@@ -3445,9 +3443,9 @@
       </w:tcPr>
     </w:tblStylePr>
   </w:style>
-  <w:style w:type="table" w:styleId="12">
+  <w:style w:type="table" w:styleId="712">
     <w:name w:val="Table Grid Light"/>
-    <w:basedOn w:val="661"/>
+    <w:basedOn w:val="896"/>
     <w:uiPriority w:val="59"/>
     <w:pPr>
       <w:pBdr/>
@@ -3644,9 +3642,9 @@
       </w:tcPr>
     </w:tblStylePr>
   </w:style>
-  <w:style w:type="table" w:styleId="13">
+  <w:style w:type="table" w:styleId="713">
     <w:name w:val="Plain Table 1"/>
-    <w:basedOn w:val="661"/>
+    <w:basedOn w:val="896"/>
     <w:uiPriority w:val="59"/>
     <w:pPr>
       <w:pBdr/>
@@ -3869,9 +3867,9 @@
       </w:tcPr>
     </w:tblStylePr>
   </w:style>
-  <w:style w:type="table" w:styleId="14">
+  <w:style w:type="table" w:styleId="714">
     <w:name w:val="Plain Table 2"/>
-    <w:basedOn w:val="661"/>
+    <w:basedOn w:val="896"/>
     <w:uiPriority w:val="59"/>
     <w:pPr>
       <w:pBdr/>
@@ -4102,9 +4100,9 @@
       </w:tcPr>
     </w:tblStylePr>
   </w:style>
-  <w:style w:type="table" w:styleId="15">
+  <w:style w:type="table" w:styleId="715">
     <w:name w:val="Plain Table 3"/>
-    <w:basedOn w:val="661"/>
+    <w:basedOn w:val="896"/>
     <w:uiPriority w:val="99"/>
     <w:pPr>
       <w:pBdr/>
@@ -4332,9 +4330,9 @@
       </w:tcPr>
     </w:tblStylePr>
   </w:style>
-  <w:style w:type="table" w:styleId="16">
+  <w:style w:type="table" w:styleId="716">
     <w:name w:val="Plain Table 4"/>
-    <w:basedOn w:val="661"/>
+    <w:basedOn w:val="896"/>
     <w:uiPriority w:val="99"/>
     <w:pPr>
       <w:pBdr/>
@@ -4548,9 +4546,9 @@
       </w:tcPr>
     </w:tblStylePr>
   </w:style>
-  <w:style w:type="table" w:styleId="17">
+  <w:style w:type="table" w:styleId="717">
     <w:name w:val="Plain Table 5"/>
-    <w:basedOn w:val="661"/>
+    <w:basedOn w:val="896"/>
     <w:uiPriority w:val="99"/>
     <w:pPr>
       <w:pBdr/>
@@ -4781,9 +4779,9 @@
       </w:tcPr>
     </w:tblStylePr>
   </w:style>
-  <w:style w:type="table" w:styleId="18">
+  <w:style w:type="table" w:styleId="718">
     <w:name w:val="Grid Table 1 Light"/>
-    <w:basedOn w:val="661"/>
+    <w:basedOn w:val="896"/>
     <w:uiPriority w:val="99"/>
     <w:pPr>
       <w:pBdr/>
@@ -5004,9 +5002,9 @@
       </w:tcPr>
     </w:tblStylePr>
   </w:style>
-  <w:style w:type="table" w:styleId="19">
+  <w:style w:type="table" w:styleId="719">
     <w:name w:val="Grid Table 1 Light - Accent 1"/>
-    <w:basedOn w:val="661"/>
+    <w:basedOn w:val="896"/>
     <w:uiPriority w:val="99"/>
     <w:pPr>
       <w:pBdr/>
@@ -5227,9 +5225,9 @@
       </w:tcPr>
     </w:tblStylePr>
   </w:style>
-  <w:style w:type="table" w:styleId="20">
+  <w:style w:type="table" w:styleId="720">
     <w:name w:val="Grid Table 1 Light - Accent 2"/>
-    <w:basedOn w:val="661"/>
+    <w:basedOn w:val="896"/>
     <w:uiPriority w:val="99"/>
     <w:pPr>
       <w:pBdr/>
@@ -5450,9 +5448,9 @@
       </w:tcPr>
     </w:tblStylePr>
   </w:style>
-  <w:style w:type="table" w:styleId="21">
+  <w:style w:type="table" w:styleId="721">
     <w:name w:val="Grid Table 1 Light - Accent 3"/>
-    <w:basedOn w:val="661"/>
+    <w:basedOn w:val="896"/>
     <w:uiPriority w:val="99"/>
     <w:pPr>
       <w:pBdr/>
@@ -5673,9 +5671,9 @@
       </w:tcPr>
     </w:tblStylePr>
   </w:style>
-  <w:style w:type="table" w:styleId="22">
+  <w:style w:type="table" w:styleId="722">
     <w:name w:val="Grid Table 1 Light - Accent 4"/>
-    <w:basedOn w:val="661"/>
+    <w:basedOn w:val="896"/>
     <w:uiPriority w:val="99"/>
     <w:pPr>
       <w:pBdr/>
@@ -5896,9 +5894,9 @@
       </w:tcPr>
     </w:tblStylePr>
   </w:style>
-  <w:style w:type="table" w:styleId="23">
+  <w:style w:type="table" w:styleId="723">
     <w:name w:val="Grid Table 1 Light - Accent 5"/>
-    <w:basedOn w:val="661"/>
+    <w:basedOn w:val="896"/>
     <w:uiPriority w:val="99"/>
     <w:pPr>
       <w:pBdr/>
@@ -6119,9 +6117,9 @@
       </w:tcPr>
     </w:tblStylePr>
   </w:style>
-  <w:style w:type="table" w:styleId="24">
+  <w:style w:type="table" w:styleId="724">
     <w:name w:val="Grid Table 1 Light - Accent 6"/>
-    <w:basedOn w:val="661"/>
+    <w:basedOn w:val="896"/>
     <w:uiPriority w:val="99"/>
     <w:pPr>
       <w:pBdr/>
@@ -6342,9 +6340,9 @@
       </w:tcPr>
     </w:tblStylePr>
   </w:style>
-  <w:style w:type="table" w:styleId="25">
+  <w:style w:type="table" w:styleId="725">
     <w:name w:val="Grid Table 2"/>
-    <w:basedOn w:val="661"/>
+    <w:basedOn w:val="896"/>
     <w:uiPriority w:val="99"/>
     <w:pPr>
       <w:pBdr/>
@@ -6574,9 +6572,9 @@
       </w:tcPr>
     </w:tblStylePr>
   </w:style>
-  <w:style w:type="table" w:styleId="26">
+  <w:style w:type="table" w:styleId="726">
     <w:name w:val="Grid Table 2 - Accent 1"/>
-    <w:basedOn w:val="661"/>
+    <w:basedOn w:val="896"/>
     <w:uiPriority w:val="99"/>
     <w:pPr>
       <w:pBdr/>
@@ -6806,9 +6804,9 @@
       </w:tcPr>
     </w:tblStylePr>
   </w:style>
-  <w:style w:type="table" w:styleId="27">
+  <w:style w:type="table" w:styleId="727">
     <w:name w:val="Grid Table 2 - Accent 2"/>
-    <w:basedOn w:val="661"/>
+    <w:basedOn w:val="896"/>
     <w:uiPriority w:val="99"/>
     <w:pPr>
       <w:pBdr/>
@@ -7038,9 +7036,9 @@
       </w:tcPr>
     </w:tblStylePr>
   </w:style>
-  <w:style w:type="table" w:styleId="28">
+  <w:style w:type="table" w:styleId="728">
     <w:name w:val="Grid Table 2 - Accent 3"/>
-    <w:basedOn w:val="661"/>
+    <w:basedOn w:val="896"/>
     <w:uiPriority w:val="99"/>
     <w:pPr>
       <w:pBdr/>
@@ -7270,9 +7268,9 @@
       </w:tcPr>
     </w:tblStylePr>
   </w:style>
-  <w:style w:type="table" w:styleId="29">
+  <w:style w:type="table" w:styleId="729">
     <w:name w:val="Grid Table 2 - Accent 4"/>
-    <w:basedOn w:val="661"/>
+    <w:basedOn w:val="896"/>
     <w:uiPriority w:val="99"/>
     <w:pPr>
       <w:pBdr/>
@@ -7502,9 +7500,9 @@
       </w:tcPr>
     </w:tblStylePr>
   </w:style>
-  <w:style w:type="table" w:styleId="30">
+  <w:style w:type="table" w:styleId="730">
     <w:name w:val="Grid Table 2 - Accent 5"/>
-    <w:basedOn w:val="661"/>
+    <w:basedOn w:val="896"/>
     <w:uiPriority w:val="99"/>
     <w:pPr>
       <w:pBdr/>
@@ -7734,9 +7732,9 @@
       </w:tcPr>
     </w:tblStylePr>
   </w:style>
-  <w:style w:type="table" w:styleId="31">
+  <w:style w:type="table" w:styleId="731">
     <w:name w:val="Grid Table 2 - Accent 6"/>
-    <w:basedOn w:val="661"/>
+    <w:basedOn w:val="896"/>
     <w:uiPriority w:val="99"/>
     <w:pPr>
       <w:pBdr/>
@@ -7966,9 +7964,9 @@
       </w:tcPr>
     </w:tblStylePr>
   </w:style>
-  <w:style w:type="table" w:styleId="32">
+  <w:style w:type="table" w:styleId="732">
     <w:name w:val="Grid Table 3"/>
-    <w:basedOn w:val="661"/>
+    <w:basedOn w:val="896"/>
     <w:uiPriority w:val="99"/>
     <w:pPr>
       <w:pBdr/>
@@ -8067,29 +8065,6 @@
         <w:tblBorders/>
       </w:tblPr>
       <w:tcPr>
-        <w:shd w:color="ffffff"/>
-        <w:tcBorders>
-          <w:top w:val="none" w:color="000000" w:sz="4" w:space="0"/>
-          <w:left w:val="none" w:color="000000" w:sz="4" w:space="0"/>
-          <w:bottom w:val="none" w:color="000000" w:sz="4" w:space="0"/>
-          <w:right w:val="none" w:color="000000" w:sz="4" w:space="0"/>
-        </w:tcBorders>
-      </w:tcPr>
-    </w:tblStylePr>
-    <w:tblStylePr w:type="firstRow">
-      <w:rPr>
-        <w:b/>
-        <w:color w:val="404040"/>
-      </w:rPr>
-      <w:pPr>
-        <w:pBdr/>
-        <w:spacing/>
-        <w:ind/>
-      </w:pPr>
-      <w:tblPr>
-        <w:tblBorders/>
-      </w:tblPr>
-      <w:tcPr>
         <w:shd w:val="clear" w:color="ffffff"/>
         <w:tcBorders>
           <w:top w:val="none" w:color="000000" w:sz="4" w:space="0"/>
@@ -8099,30 +8074,7 @@
         </w:tcBorders>
       </w:tcPr>
     </w:tblStylePr>
-    <w:tblStylePr w:type="lastCol">
-      <w:rPr>
-        <w:i/>
-        <w:color w:val="404040"/>
-      </w:rPr>
-      <w:pPr>
-        <w:pBdr/>
-        <w:spacing/>
-        <w:ind/>
-      </w:pPr>
-      <w:tblPr>
-        <w:tblBorders/>
-      </w:tblPr>
-      <w:tcPr>
-        <w:shd w:color="ffffff"/>
-        <w:tcBorders>
-          <w:top w:val="none" w:color="000000" w:sz="4" w:space="0"/>
-          <w:left w:val="none" w:color="000000" w:sz="4" w:space="0"/>
-          <w:bottom w:val="none" w:color="000000" w:sz="4" w:space="0"/>
-          <w:right w:val="none" w:color="000000" w:sz="4" w:space="0"/>
-        </w:tcBorders>
-      </w:tcPr>
-    </w:tblStylePr>
-    <w:tblStylePr w:type="lastRow">
+    <w:tblStylePr w:type="firstRow">
       <w:rPr>
         <w:b/>
         <w:color w:val="404040"/>
@@ -8145,6 +8097,52 @@
         </w:tcBorders>
       </w:tcPr>
     </w:tblStylePr>
+    <w:tblStylePr w:type="lastCol">
+      <w:rPr>
+        <w:i/>
+        <w:color w:val="404040"/>
+      </w:rPr>
+      <w:pPr>
+        <w:pBdr/>
+        <w:spacing/>
+        <w:ind/>
+      </w:pPr>
+      <w:tblPr>
+        <w:tblBorders/>
+      </w:tblPr>
+      <w:tcPr>
+        <w:shd w:val="clear" w:color="ffffff"/>
+        <w:tcBorders>
+          <w:top w:val="none" w:color="000000" w:sz="4" w:space="0"/>
+          <w:left w:val="none" w:color="000000" w:sz="4" w:space="0"/>
+          <w:bottom w:val="none" w:color="000000" w:sz="4" w:space="0"/>
+          <w:right w:val="none" w:color="000000" w:sz="4" w:space="0"/>
+        </w:tcBorders>
+      </w:tcPr>
+    </w:tblStylePr>
+    <w:tblStylePr w:type="lastRow">
+      <w:rPr>
+        <w:b/>
+        <w:color w:val="404040"/>
+      </w:rPr>
+      <w:pPr>
+        <w:pBdr/>
+        <w:spacing/>
+        <w:ind/>
+      </w:pPr>
+      <w:tblPr>
+        <w:tblBorders/>
+      </w:tblPr>
+      <w:tcPr>
+        <w:shd w:val="clear" w:color="ffffff"/>
+        <w:tcBorders>
+          <w:top w:val="none" w:color="000000" w:sz="4" w:space="0"/>
+          <w:left w:val="none" w:color="000000" w:sz="4" w:space="0"/>
+          <w:bottom w:val="none" w:color="000000" w:sz="4" w:space="0"/>
+          <w:right w:val="none" w:color="000000" w:sz="4" w:space="0"/>
+        </w:tcBorders>
+      </w:tcPr>
+    </w:tblStylePr>
     <w:tblStylePr w:type="nwCell">
       <w:pPr>
         <w:pBdr/>
@@ -8211,9 +8209,9 @@
       </w:tcPr>
     </w:tblStylePr>
   </w:style>
-  <w:style w:type="table" w:styleId="33">
+  <w:style w:type="table" w:styleId="733">
     <w:name w:val="Grid Table 3 - Accent 1"/>
-    <w:basedOn w:val="661"/>
+    <w:basedOn w:val="896"/>
     <w:uiPriority w:val="99"/>
     <w:pPr>
       <w:pBdr/>
@@ -8312,29 +8310,6 @@
         <w:tblBorders/>
       </w:tblPr>
       <w:tcPr>
-        <w:shd w:color="ffffff"/>
-        <w:tcBorders>
-          <w:top w:val="none" w:color="000000" w:sz="4" w:space="0"/>
-          <w:left w:val="none" w:color="000000" w:sz="4" w:space="0"/>
-          <w:bottom w:val="none" w:color="000000" w:sz="4" w:space="0"/>
-          <w:right w:val="none" w:color="000000" w:sz="4" w:space="0"/>
-        </w:tcBorders>
-      </w:tcPr>
-    </w:tblStylePr>
-    <w:tblStylePr w:type="firstRow">
-      <w:rPr>
-        <w:b/>
-        <w:color w:val="404040"/>
-      </w:rPr>
-      <w:pPr>
-        <w:pBdr/>
-        <w:spacing/>
-        <w:ind/>
-      </w:pPr>
-      <w:tblPr>
-        <w:tblBorders/>
-      </w:tblPr>
-      <w:tcPr>
         <w:shd w:val="clear" w:color="ffffff"/>
         <w:tcBorders>
           <w:top w:val="none" w:color="000000" w:sz="4" w:space="0"/>
@@ -8344,30 +8319,7 @@
         </w:tcBorders>
       </w:tcPr>
     </w:tblStylePr>
-    <w:tblStylePr w:type="lastCol">
-      <w:rPr>
-        <w:i/>
-        <w:color w:val="404040"/>
-      </w:rPr>
-      <w:pPr>
-        <w:pBdr/>
-        <w:spacing/>
-        <w:ind/>
-      </w:pPr>
-      <w:tblPr>
-        <w:tblBorders/>
-      </w:tblPr>
-      <w:tcPr>
-        <w:shd w:color="ffffff"/>
-        <w:tcBorders>
-          <w:top w:val="none" w:color="000000" w:sz="4" w:space="0"/>
-          <w:left w:val="none" w:color="000000" w:sz="4" w:space="0"/>
-          <w:bottom w:val="none" w:color="000000" w:sz="4" w:space="0"/>
-          <w:right w:val="none" w:color="000000" w:sz="4" w:space="0"/>
-        </w:tcBorders>
-      </w:tcPr>
-    </w:tblStylePr>
-    <w:tblStylePr w:type="lastRow">
+    <w:tblStylePr w:type="firstRow">
       <w:rPr>
         <w:b/>
         <w:color w:val="404040"/>
@@ -8390,6 +8342,52 @@
         </w:tcBorders>
       </w:tcPr>
     </w:tblStylePr>
+    <w:tblStylePr w:type="lastCol">
+      <w:rPr>
+        <w:i/>
+        <w:color w:val="404040"/>
+      </w:rPr>
+      <w:pPr>
+        <w:pBdr/>
+        <w:spacing/>
+        <w:ind/>
+      </w:pPr>
+      <w:tblPr>
+        <w:tblBorders/>
+      </w:tblPr>
+      <w:tcPr>
+        <w:shd w:val="clear" w:color="ffffff"/>
+        <w:tcBorders>
+          <w:top w:val="none" w:color="000000" w:sz="4" w:space="0"/>
+          <w:left w:val="none" w:color="000000" w:sz="4" w:space="0"/>
+          <w:bottom w:val="none" w:color="000000" w:sz="4" w:space="0"/>
+          <w:right w:val="none" w:color="000000" w:sz="4" w:space="0"/>
+        </w:tcBorders>
+      </w:tcPr>
+    </w:tblStylePr>
+    <w:tblStylePr w:type="lastRow">
+      <w:rPr>
+        <w:b/>
+        <w:color w:val="404040"/>
+      </w:rPr>
+      <w:pPr>
+        <w:pBdr/>
+        <w:spacing/>
+        <w:ind/>
+      </w:pPr>
+      <w:tblPr>
+        <w:tblBorders/>
+      </w:tblPr>
+      <w:tcPr>
+        <w:shd w:val="clear" w:color="ffffff"/>
+        <w:tcBorders>
+          <w:top w:val="none" w:color="000000" w:sz="4" w:space="0"/>
+          <w:left w:val="none" w:color="000000" w:sz="4" w:space="0"/>
+          <w:bottom w:val="none" w:color="000000" w:sz="4" w:space="0"/>
+          <w:right w:val="none" w:color="000000" w:sz="4" w:space="0"/>
+        </w:tcBorders>
+      </w:tcPr>
+    </w:tblStylePr>
     <w:tblStylePr w:type="nwCell">
       <w:pPr>
         <w:pBdr/>
@@ -8456,9 +8454,9 @@
       </w:tcPr>
     </w:tblStylePr>
   </w:style>
-  <w:style w:type="table" w:styleId="34">
+  <w:style w:type="table" w:styleId="734">
     <w:name w:val="Grid Table 3 - Accent 2"/>
-    <w:basedOn w:val="661"/>
+    <w:basedOn w:val="896"/>
     <w:uiPriority w:val="99"/>
     <w:pPr>
       <w:pBdr/>
@@ -8557,29 +8555,6 @@
         <w:tblBorders/>
       </w:tblPr>
       <w:tcPr>
-        <w:shd w:color="ffffff"/>
-        <w:tcBorders>
-          <w:top w:val="none" w:color="000000" w:sz="4" w:space="0"/>
-          <w:left w:val="none" w:color="000000" w:sz="4" w:space="0"/>
-          <w:bottom w:val="none" w:color="000000" w:sz="4" w:space="0"/>
-          <w:right w:val="none" w:color="000000" w:sz="4" w:space="0"/>
-        </w:tcBorders>
-      </w:tcPr>
-    </w:tblStylePr>
-    <w:tblStylePr w:type="firstRow">
-      <w:rPr>
-        <w:b/>
-        <w:color w:val="404040"/>
-      </w:rPr>
-      <w:pPr>
-        <w:pBdr/>
-        <w:spacing/>
-        <w:ind/>
-      </w:pPr>
-      <w:tblPr>
-        <w:tblBorders/>
-      </w:tblPr>
-      <w:tcPr>
         <w:shd w:val="clear" w:color="ffffff"/>
         <w:tcBorders>
           <w:top w:val="none" w:color="000000" w:sz="4" w:space="0"/>
@@ -8589,30 +8564,7 @@
         </w:tcBorders>
       </w:tcPr>
     </w:tblStylePr>
-    <w:tblStylePr w:type="lastCol">
-      <w:rPr>
-        <w:i/>
-        <w:color w:val="404040"/>
-      </w:rPr>
-      <w:pPr>
-        <w:pBdr/>
-        <w:spacing/>
-        <w:ind/>
-      </w:pPr>
-      <w:tblPr>
-        <w:tblBorders/>
-      </w:tblPr>
-      <w:tcPr>
-        <w:shd w:color="ffffff"/>
-        <w:tcBorders>
-          <w:top w:val="none" w:color="000000" w:sz="4" w:space="0"/>
-          <w:left w:val="none" w:color="000000" w:sz="4" w:space="0"/>
-          <w:bottom w:val="none" w:color="000000" w:sz="4" w:space="0"/>
-          <w:right w:val="none" w:color="000000" w:sz="4" w:space="0"/>
-        </w:tcBorders>
-      </w:tcPr>
-    </w:tblStylePr>
-    <w:tblStylePr w:type="lastRow">
+    <w:tblStylePr w:type="firstRow">
       <w:rPr>
         <w:b/>
         <w:color w:val="404040"/>
@@ -8635,6 +8587,52 @@
         </w:tcBorders>
       </w:tcPr>
     </w:tblStylePr>
+    <w:tblStylePr w:type="lastCol">
+      <w:rPr>
+        <w:i/>
+        <w:color w:val="404040"/>
+      </w:rPr>
+      <w:pPr>
+        <w:pBdr/>
+        <w:spacing/>
+        <w:ind/>
+      </w:pPr>
+      <w:tblPr>
+        <w:tblBorders/>
+      </w:tblPr>
+      <w:tcPr>
+        <w:shd w:val="clear" w:color="ffffff"/>
+        <w:tcBorders>
+          <w:top w:val="none" w:color="000000" w:sz="4" w:space="0"/>
+          <w:left w:val="none" w:color="000000" w:sz="4" w:space="0"/>
+          <w:bottom w:val="none" w:color="000000" w:sz="4" w:space="0"/>
+          <w:right w:val="none" w:color="000000" w:sz="4" w:space="0"/>
+        </w:tcBorders>
+      </w:tcPr>
+    </w:tblStylePr>
+    <w:tblStylePr w:type="lastRow">
+      <w:rPr>
+        <w:b/>
+        <w:color w:val="404040"/>
+      </w:rPr>
+      <w:pPr>
+        <w:pBdr/>
+        <w:spacing/>
+        <w:ind/>
+      </w:pPr>
+      <w:tblPr>
+        <w:tblBorders/>
+      </w:tblPr>
+      <w:tcPr>
+        <w:shd w:val="clear" w:color="ffffff"/>
+        <w:tcBorders>
+          <w:top w:val="none" w:color="000000" w:sz="4" w:space="0"/>
+          <w:left w:val="none" w:color="000000" w:sz="4" w:space="0"/>
+          <w:bottom w:val="none" w:color="000000" w:sz="4" w:space="0"/>
+          <w:right w:val="none" w:color="000000" w:sz="4" w:space="0"/>
+        </w:tcBorders>
+      </w:tcPr>
+    </w:tblStylePr>
     <w:tblStylePr w:type="nwCell">
       <w:pPr>
         <w:pBdr/>
@@ -8701,9 +8699,9 @@
       </w:tcPr>
     </w:tblStylePr>
   </w:style>
-  <w:style w:type="table" w:styleId="35">
+  <w:style w:type="table" w:styleId="735">
     <w:name w:val="Grid Table 3 - Accent 3"/>
-    <w:basedOn w:val="661"/>
+    <w:basedOn w:val="896"/>
     <w:uiPriority w:val="99"/>
     <w:pPr>
       <w:pBdr/>
@@ -8802,29 +8800,6 @@
         <w:tblBorders/>
       </w:tblPr>
       <w:tcPr>
-        <w:shd w:color="ffffff"/>
-        <w:tcBorders>
-          <w:top w:val="none" w:color="000000" w:sz="4" w:space="0"/>
-          <w:left w:val="none" w:color="000000" w:sz="4" w:space="0"/>
-          <w:bottom w:val="none" w:color="000000" w:sz="4" w:space="0"/>
-          <w:right w:val="none" w:color="000000" w:sz="4" w:space="0"/>
-        </w:tcBorders>
-      </w:tcPr>
-    </w:tblStylePr>
-    <w:tblStylePr w:type="firstRow">
-      <w:rPr>
-        <w:b/>
-        <w:color w:val="404040"/>
-      </w:rPr>
-      <w:pPr>
-        <w:pBdr/>
-        <w:spacing/>
-        <w:ind/>
-      </w:pPr>
-      <w:tblPr>
-        <w:tblBorders/>
-      </w:tblPr>
-      <w:tcPr>
         <w:shd w:val="clear" w:color="ffffff"/>
         <w:tcBorders>
           <w:top w:val="none" w:color="000000" w:sz="4" w:space="0"/>
@@ -8834,30 +8809,7 @@
         </w:tcBorders>
       </w:tcPr>
     </w:tblStylePr>
-    <w:tblStylePr w:type="lastCol">
-      <w:rPr>
-        <w:i/>
-        <w:color w:val="404040"/>
-      </w:rPr>
-      <w:pPr>
-        <w:pBdr/>
-        <w:spacing/>
-        <w:ind/>
-      </w:pPr>
-      <w:tblPr>
-        <w:tblBorders/>
-      </w:tblPr>
-      <w:tcPr>
-        <w:shd w:color="ffffff"/>
-        <w:tcBorders>
-          <w:top w:val="none" w:color="000000" w:sz="4" w:space="0"/>
-          <w:left w:val="none" w:color="000000" w:sz="4" w:space="0"/>
-          <w:bottom w:val="none" w:color="000000" w:sz="4" w:space="0"/>
-          <w:right w:val="none" w:color="000000" w:sz="4" w:space="0"/>
-        </w:tcBorders>
-      </w:tcPr>
-    </w:tblStylePr>
-    <w:tblStylePr w:type="lastRow">
+    <w:tblStylePr w:type="firstRow">
       <w:rPr>
         <w:b/>
         <w:color w:val="404040"/>
@@ -8880,6 +8832,52 @@
         </w:tcBorders>
       </w:tcPr>
     </w:tblStylePr>
+    <w:tblStylePr w:type="lastCol">
+      <w:rPr>
+        <w:i/>
+        <w:color w:val="404040"/>
+      </w:rPr>
+      <w:pPr>
+        <w:pBdr/>
+        <w:spacing/>
+        <w:ind/>
+      </w:pPr>
+      <w:tblPr>
+        <w:tblBorders/>
+      </w:tblPr>
+      <w:tcPr>
+        <w:shd w:val="clear" w:color="ffffff"/>
+        <w:tcBorders>
+          <w:top w:val="none" w:color="000000" w:sz="4" w:space="0"/>
+          <w:left w:val="none" w:color="000000" w:sz="4" w:space="0"/>
+          <w:bottom w:val="none" w:color="000000" w:sz="4" w:space="0"/>
+          <w:right w:val="none" w:color="000000" w:sz="4" w:space="0"/>
+        </w:tcBorders>
+      </w:tcPr>
+    </w:tblStylePr>
+    <w:tblStylePr w:type="lastRow">
+      <w:rPr>
+        <w:b/>
+        <w:color w:val="404040"/>
+      </w:rPr>
+      <w:pPr>
+        <w:pBdr/>
+        <w:spacing/>
+        <w:ind/>
+      </w:pPr>
+      <w:tblPr>
+        <w:tblBorders/>
+      </w:tblPr>
+      <w:tcPr>
+        <w:shd w:val="clear" w:color="ffffff"/>
+        <w:tcBorders>
+          <w:top w:val="none" w:color="000000" w:sz="4" w:space="0"/>
+          <w:left w:val="none" w:color="000000" w:sz="4" w:space="0"/>
+          <w:bottom w:val="none" w:color="000000" w:sz="4" w:space="0"/>
+          <w:right w:val="none" w:color="000000" w:sz="4" w:space="0"/>
+        </w:tcBorders>
+      </w:tcPr>
+    </w:tblStylePr>
     <w:tblStylePr w:type="nwCell">
       <w:pPr>
         <w:pBdr/>
@@ -8946,9 +8944,9 @@
       </w:tcPr>
     </w:tblStylePr>
   </w:style>
-  <w:style w:type="table" w:styleId="36">
+  <w:style w:type="table" w:styleId="736">
     <w:name w:val="Grid Table 3 - Accent 4"/>
-    <w:basedOn w:val="661"/>
+    <w:basedOn w:val="896"/>
     <w:uiPriority w:val="99"/>
     <w:pPr>
       <w:pBdr/>
@@ -9047,29 +9045,6 @@
         <w:tblBorders/>
       </w:tblPr>
       <w:tcPr>
-        <w:shd w:color="ffffff"/>
-        <w:tcBorders>
-          <w:top w:val="none" w:color="000000" w:sz="4" w:space="0"/>
-          <w:left w:val="none" w:color="000000" w:sz="4" w:space="0"/>
-          <w:bottom w:val="none" w:color="000000" w:sz="4" w:space="0"/>
-          <w:right w:val="none" w:color="000000" w:sz="4" w:space="0"/>
-        </w:tcBorders>
-      </w:tcPr>
-    </w:tblStylePr>
-    <w:tblStylePr w:type="firstRow">
-      <w:rPr>
-        <w:b/>
-        <w:color w:val="404040"/>
-      </w:rPr>
-      <w:pPr>
-        <w:pBdr/>
-        <w:spacing/>
-        <w:ind/>
-      </w:pPr>
-      <w:tblPr>
-        <w:tblBorders/>
-      </w:tblPr>
-      <w:tcPr>
         <w:shd w:val="clear" w:color="ffffff"/>
         <w:tcBorders>
           <w:top w:val="none" w:color="000000" w:sz="4" w:space="0"/>
@@ -9079,30 +9054,7 @@
         </w:tcBorders>
       </w:tcPr>
     </w:tblStylePr>
-    <w:tblStylePr w:type="lastCol">
-      <w:rPr>
-        <w:i/>
-        <w:color w:val="404040"/>
-      </w:rPr>
-      <w:pPr>
-        <w:pBdr/>
-        <w:spacing/>
-        <w:ind/>
-      </w:pPr>
-      <w:tblPr>
-        <w:tblBorders/>
-      </w:tblPr>
-      <w:tcPr>
-        <w:shd w:color="ffffff"/>
-        <w:tcBorders>
-          <w:top w:val="none" w:color="000000" w:sz="4" w:space="0"/>
-          <w:left w:val="none" w:color="000000" w:sz="4" w:space="0"/>
-          <w:bottom w:val="none" w:color="000000" w:sz="4" w:space="0"/>
-          <w:right w:val="none" w:color="000000" w:sz="4" w:space="0"/>
-        </w:tcBorders>
-      </w:tcPr>
-    </w:tblStylePr>
-    <w:tblStylePr w:type="lastRow">
+    <w:tblStylePr w:type="firstRow">
       <w:rPr>
         <w:b/>
         <w:color w:val="404040"/>
@@ -9125,6 +9077,52 @@
         </w:tcBorders>
       </w:tcPr>
     </w:tblStylePr>
+    <w:tblStylePr w:type="lastCol">
+      <w:rPr>
+        <w:i/>
+        <w:color w:val="404040"/>
+      </w:rPr>
+      <w:pPr>
+        <w:pBdr/>
+        <w:spacing/>
+        <w:ind/>
+      </w:pPr>
+      <w:tblPr>
+        <w:tblBorders/>
+      </w:tblPr>
+      <w:tcPr>
+        <w:shd w:val="clear" w:color="ffffff"/>
+        <w:tcBorders>
+          <w:top w:val="none" w:color="000000" w:sz="4" w:space="0"/>
+          <w:left w:val="none" w:color="000000" w:sz="4" w:space="0"/>
+          <w:bottom w:val="none" w:color="000000" w:sz="4" w:space="0"/>
+          <w:right w:val="none" w:color="000000" w:sz="4" w:space="0"/>
+        </w:tcBorders>
+      </w:tcPr>
+    </w:tblStylePr>
+    <w:tblStylePr w:type="lastRow">
+      <w:rPr>
+        <w:b/>
+        <w:color w:val="404040"/>
+      </w:rPr>
+      <w:pPr>
+        <w:pBdr/>
+        <w:spacing/>
+        <w:ind/>
+      </w:pPr>
+      <w:tblPr>
+        <w:tblBorders/>
+      </w:tblPr>
+      <w:tcPr>
+        <w:shd w:val="clear" w:color="ffffff"/>
+        <w:tcBorders>
+          <w:top w:val="none" w:color="000000" w:sz="4" w:space="0"/>
+          <w:left w:val="none" w:color="000000" w:sz="4" w:space="0"/>
+          <w:bottom w:val="none" w:color="000000" w:sz="4" w:space="0"/>
+          <w:right w:val="none" w:color="000000" w:sz="4" w:space="0"/>
+        </w:tcBorders>
+      </w:tcPr>
+    </w:tblStylePr>
     <w:tblStylePr w:type="nwCell">
       <w:pPr>
         <w:pBdr/>
@@ -9191,9 +9189,9 @@
       </w:tcPr>
     </w:tblStylePr>
   </w:style>
-  <w:style w:type="table" w:styleId="37">
+  <w:style w:type="table" w:styleId="737">
     <w:name w:val="Grid Table 3 - Accent 5"/>
-    <w:basedOn w:val="661"/>
+    <w:basedOn w:val="896"/>
     <w:uiPriority w:val="99"/>
     <w:pPr>
       <w:pBdr/>
@@ -9292,29 +9290,6 @@
         <w:tblBorders/>
       </w:tblPr>
       <w:tcPr>
-        <w:shd w:color="ffffff"/>
-        <w:tcBorders>
-          <w:top w:val="none" w:color="000000" w:sz="4" w:space="0"/>
-          <w:left w:val="none" w:color="000000" w:sz="4" w:space="0"/>
-          <w:bottom w:val="none" w:color="000000" w:sz="4" w:space="0"/>
-          <w:right w:val="none" w:color="000000" w:sz="4" w:space="0"/>
-        </w:tcBorders>
-      </w:tcPr>
-    </w:tblStylePr>
-    <w:tblStylePr w:type="firstRow">
-      <w:rPr>
-        <w:b/>
-        <w:color w:val="404040"/>
-      </w:rPr>
-      <w:pPr>
-        <w:pBdr/>
-        <w:spacing/>
-        <w:ind/>
-      </w:pPr>
-      <w:tblPr>
-        <w:tblBorders/>
-      </w:tblPr>
-      <w:tcPr>
         <w:shd w:val="clear" w:color="ffffff"/>
         <w:tcBorders>
           <w:top w:val="none" w:color="000000" w:sz="4" w:space="0"/>
@@ -9324,30 +9299,7 @@
         </w:tcBorders>
       </w:tcPr>
     </w:tblStylePr>
-    <w:tblStylePr w:type="lastCol">
-      <w:rPr>
-        <w:i/>
-        <w:color w:val="404040"/>
-      </w:rPr>
-      <w:pPr>
-        <w:pBdr/>
-        <w:spacing/>
-        <w:ind/>
-      </w:pPr>
-      <w:tblPr>
-        <w:tblBorders/>
-      </w:tblPr>
-      <w:tcPr>
-        <w:shd w:color="ffffff"/>
-        <w:tcBorders>
-          <w:top w:val="none" w:color="000000" w:sz="4" w:space="0"/>
-          <w:left w:val="none" w:color="000000" w:sz="4" w:space="0"/>
-          <w:bottom w:val="none" w:color="000000" w:sz="4" w:space="0"/>
-          <w:right w:val="none" w:color="000000" w:sz="4" w:space="0"/>
-        </w:tcBorders>
-      </w:tcPr>
-    </w:tblStylePr>
-    <w:tblStylePr w:type="lastRow">
+    <w:tblStylePr w:type="firstRow">
       <w:rPr>
         <w:b/>
         <w:color w:val="404040"/>
@@ -9370,6 +9322,52 @@
         </w:tcBorders>
       </w:tcPr>
     </w:tblStylePr>
+    <w:tblStylePr w:type="lastCol">
+      <w:rPr>
+        <w:i/>
+        <w:color w:val="404040"/>
+      </w:rPr>
+      <w:pPr>
+        <w:pBdr/>
+        <w:spacing/>
+        <w:ind/>
+      </w:pPr>
+      <w:tblPr>
+        <w:tblBorders/>
+      </w:tblPr>
+      <w:tcPr>
+        <w:shd w:val="clear" w:color="ffffff"/>
+        <w:tcBorders>
+          <w:top w:val="none" w:color="000000" w:sz="4" w:space="0"/>
+          <w:left w:val="none" w:color="000000" w:sz="4" w:space="0"/>
+          <w:bottom w:val="none" w:color="000000" w:sz="4" w:space="0"/>
+          <w:right w:val="none" w:color="000000" w:sz="4" w:space="0"/>
+        </w:tcBorders>
+      </w:tcPr>
+    </w:tblStylePr>
+    <w:tblStylePr w:type="lastRow">
+      <w:rPr>
+        <w:b/>
+        <w:color w:val="404040"/>
+      </w:rPr>
+      <w:pPr>
+        <w:pBdr/>
+        <w:spacing/>
+        <w:ind/>
+      </w:pPr>
+      <w:tblPr>
+        <w:tblBorders/>
+      </w:tblPr>
+      <w:tcPr>
+        <w:shd w:val="clear" w:color="ffffff"/>
+        <w:tcBorders>
+          <w:top w:val="none" w:color="000000" w:sz="4" w:space="0"/>
+          <w:left w:val="none" w:color="000000" w:sz="4" w:space="0"/>
+          <w:bottom w:val="none" w:color="000000" w:sz="4" w:space="0"/>
+          <w:right w:val="none" w:color="000000" w:sz="4" w:space="0"/>
+        </w:tcBorders>
+      </w:tcPr>
+    </w:tblStylePr>
     <w:tblStylePr w:type="nwCell">
       <w:pPr>
         <w:pBdr/>
@@ -9436,9 +9434,9 @@
       </w:tcPr>
     </w:tblStylePr>
   </w:style>
-  <w:style w:type="table" w:styleId="38">
+  <w:style w:type="table" w:styleId="738">
     <w:name w:val="Grid Table 3 - Accent 6"/>
-    <w:basedOn w:val="661"/>
+    <w:basedOn w:val="896"/>
     <w:uiPriority w:val="99"/>
     <w:pPr>
       <w:pBdr/>
@@ -9537,29 +9535,6 @@
         <w:tblBorders/>
       </w:tblPr>
       <w:tcPr>
-        <w:shd w:color="ffffff"/>
-        <w:tcBorders>
-          <w:top w:val="none" w:color="000000" w:sz="4" w:space="0"/>
-          <w:left w:val="none" w:color="000000" w:sz="4" w:space="0"/>
-          <w:bottom w:val="none" w:color="000000" w:sz="4" w:space="0"/>
-          <w:right w:val="none" w:color="000000" w:sz="4" w:space="0"/>
-        </w:tcBorders>
-      </w:tcPr>
-    </w:tblStylePr>
-    <w:tblStylePr w:type="firstRow">
-      <w:rPr>
-        <w:b/>
-        <w:color w:val="404040"/>
-      </w:rPr>
-      <w:pPr>
-        <w:pBdr/>
-        <w:spacing/>
-        <w:ind/>
-      </w:pPr>
-      <w:tblPr>
-        <w:tblBorders/>
-      </w:tblPr>
-      <w:tcPr>
         <w:shd w:val="clear" w:color="ffffff"/>
         <w:tcBorders>
           <w:top w:val="none" w:color="000000" w:sz="4" w:space="0"/>
@@ -9569,30 +9544,7 @@
         </w:tcBorders>
       </w:tcPr>
     </w:tblStylePr>
-    <w:tblStylePr w:type="lastCol">
-      <w:rPr>
-        <w:i/>
-        <w:color w:val="404040"/>
-      </w:rPr>
-      <w:pPr>
-        <w:pBdr/>
-        <w:spacing/>
-        <w:ind/>
-      </w:pPr>
-      <w:tblPr>
-        <w:tblBorders/>
-      </w:tblPr>
-      <w:tcPr>
-        <w:shd w:color="ffffff"/>
-        <w:tcBorders>
-          <w:top w:val="none" w:color="000000" w:sz="4" w:space="0"/>
-          <w:left w:val="none" w:color="000000" w:sz="4" w:space="0"/>
-          <w:bottom w:val="none" w:color="000000" w:sz="4" w:space="0"/>
-          <w:right w:val="none" w:color="000000" w:sz="4" w:space="0"/>
-        </w:tcBorders>
-      </w:tcPr>
-    </w:tblStylePr>
-    <w:tblStylePr w:type="lastRow">
+    <w:tblStylePr w:type="firstRow">
       <w:rPr>
         <w:b/>
         <w:color w:val="404040"/>
@@ -9615,6 +9567,52 @@
         </w:tcBorders>
       </w:tcPr>
     </w:tblStylePr>
+    <w:tblStylePr w:type="lastCol">
+      <w:rPr>
+        <w:i/>
+        <w:color w:val="404040"/>
+      </w:rPr>
+      <w:pPr>
+        <w:pBdr/>
+        <w:spacing/>
+        <w:ind/>
+      </w:pPr>
+      <w:tblPr>
+        <w:tblBorders/>
+      </w:tblPr>
+      <w:tcPr>
+        <w:shd w:val="clear" w:color="ffffff"/>
+        <w:tcBorders>
+          <w:top w:val="none" w:color="000000" w:sz="4" w:space="0"/>
+          <w:left w:val="none" w:color="000000" w:sz="4" w:space="0"/>
+          <w:bottom w:val="none" w:color="000000" w:sz="4" w:space="0"/>
+          <w:right w:val="none" w:color="000000" w:sz="4" w:space="0"/>
+        </w:tcBorders>
+      </w:tcPr>
+    </w:tblStylePr>
+    <w:tblStylePr w:type="lastRow">
+      <w:rPr>
+        <w:b/>
+        <w:color w:val="404040"/>
+      </w:rPr>
+      <w:pPr>
+        <w:pBdr/>
+        <w:spacing/>
+        <w:ind/>
+      </w:pPr>
+      <w:tblPr>
+        <w:tblBorders/>
+      </w:tblPr>
+      <w:tcPr>
+        <w:shd w:val="clear" w:color="ffffff"/>
+        <w:tcBorders>
+          <w:top w:val="none" w:color="000000" w:sz="4" w:space="0"/>
+          <w:left w:val="none" w:color="000000" w:sz="4" w:space="0"/>
+          <w:bottom w:val="none" w:color="000000" w:sz="4" w:space="0"/>
+          <w:right w:val="none" w:color="000000" w:sz="4" w:space="0"/>
+        </w:tcBorders>
+      </w:tcPr>
+    </w:tblStylePr>
     <w:tblStylePr w:type="nwCell">
       <w:pPr>
         <w:pBdr/>
@@ -9681,9 +9679,9 @@
       </w:tcPr>
     </w:tblStylePr>
   </w:style>
-  <w:style w:type="table" w:styleId="39">
+  <w:style w:type="table" w:styleId="739">
     <w:name w:val="Grid Table 4"/>
-    <w:basedOn w:val="661"/>
+    <w:basedOn w:val="896"/>
     <w:uiPriority w:val="59"/>
     <w:pPr>
       <w:pBdr/>
@@ -9914,9 +9912,9 @@
       </w:tcPr>
     </w:tblStylePr>
   </w:style>
-  <w:style w:type="table" w:styleId="40">
+  <w:style w:type="table" w:styleId="740">
     <w:name w:val="Grid Table 4 - Accent 1"/>
-    <w:basedOn w:val="661"/>
+    <w:basedOn w:val="896"/>
     <w:uiPriority w:val="59"/>
     <w:pPr>
       <w:pBdr/>
@@ -10147,9 +10145,9 @@
       </w:tcPr>
     </w:tblStylePr>
   </w:style>
-  <w:style w:type="table" w:styleId="41">
+  <w:style w:type="table" w:styleId="741">
     <w:name w:val="Grid Table 4 - Accent 2"/>
-    <w:basedOn w:val="661"/>
+    <w:basedOn w:val="896"/>
     <w:uiPriority w:val="59"/>
     <w:pPr>
       <w:pBdr/>
@@ -10380,9 +10378,9 @@
       </w:tcPr>
     </w:tblStylePr>
   </w:style>
-  <w:style w:type="table" w:styleId="42">
+  <w:style w:type="table" w:styleId="742">
     <w:name w:val="Grid Table 4 - Accent 3"/>
-    <w:basedOn w:val="661"/>
+    <w:basedOn w:val="896"/>
     <w:uiPriority w:val="59"/>
     <w:pPr>
       <w:pBdr/>
@@ -10613,9 +10611,9 @@
       </w:tcPr>
     </w:tblStylePr>
   </w:style>
-  <w:style w:type="table" w:styleId="43">
+  <w:style w:type="table" w:styleId="743">
     <w:name w:val="Grid Table 4 - Accent 4"/>
-    <w:basedOn w:val="661"/>
+    <w:basedOn w:val="896"/>
     <w:uiPriority w:val="59"/>
     <w:pPr>
       <w:pBdr/>
@@ -10846,9 +10844,9 @@
       </w:tcPr>
     </w:tblStylePr>
   </w:style>
-  <w:style w:type="table" w:styleId="44">
+  <w:style w:type="table" w:styleId="744">
     <w:name w:val="Grid Table 4 - Accent 5"/>
-    <w:basedOn w:val="661"/>
+    <w:basedOn w:val="896"/>
     <w:uiPriority w:val="59"/>
     <w:pPr>
       <w:pBdr/>
@@ -11079,9 +11077,9 @@
       </w:tcPr>
     </w:tblStylePr>
   </w:style>
-  <w:style w:type="table" w:styleId="45">
+  <w:style w:type="table" w:styleId="745">
     <w:name w:val="Grid Table 4 - Accent 6"/>
-    <w:basedOn w:val="661"/>
+    <w:basedOn w:val="896"/>
     <w:uiPriority w:val="59"/>
     <w:pPr>
       <w:pBdr/>
@@ -11312,9 +11310,9 @@
       </w:tcPr>
     </w:tblStylePr>
   </w:style>
-  <w:style w:type="table" w:styleId="46">
+  <w:style w:type="table" w:styleId="746">
     <w:name w:val="Grid Table 5 Dark"/>
-    <w:basedOn w:val="661"/>
+    <w:basedOn w:val="896"/>
     <w:uiPriority w:val="99"/>
     <w:pPr>
       <w:pBdr/>
@@ -11540,9 +11538,9 @@
       </w:tcPr>
     </w:tblStylePr>
   </w:style>
-  <w:style w:type="table" w:styleId="47">
+  <w:style w:type="table" w:styleId="747">
     <w:name w:val="Grid Table 5 Dark- Accent 1"/>
-    <w:basedOn w:val="661"/>
+    <w:basedOn w:val="896"/>
     <w:uiPriority w:val="99"/>
     <w:pPr>
       <w:pBdr/>
@@ -11768,9 +11766,9 @@
       </w:tcPr>
     </w:tblStylePr>
   </w:style>
-  <w:style w:type="table" w:styleId="48">
+  <w:style w:type="table" w:styleId="748">
     <w:name w:val="Grid Table 5 Dark - Accent 2"/>
-    <w:basedOn w:val="661"/>
+    <w:basedOn w:val="896"/>
     <w:uiPriority w:val="99"/>
     <w:pPr>
       <w:pBdr/>
@@ -11996,9 +11994,9 @@
       </w:tcPr>
     </w:tblStylePr>
   </w:style>
-  <w:style w:type="table" w:styleId="49">
+  <w:style w:type="table" w:styleId="749">
     <w:name w:val="Grid Table 5 Dark - Accent 3"/>
-    <w:basedOn w:val="661"/>
+    <w:basedOn w:val="896"/>
     <w:uiPriority w:val="99"/>
     <w:pPr>
       <w:pBdr/>
@@ -12224,9 +12222,9 @@
       </w:tcPr>
     </w:tblStylePr>
   </w:style>
-  <w:style w:type="table" w:styleId="50">
+  <w:style w:type="table" w:styleId="750">
     <w:name w:val="Grid Table 5 Dark- Accent 4"/>
-    <w:basedOn w:val="661"/>
+    <w:basedOn w:val="896"/>
     <w:uiPriority w:val="99"/>
     <w:pPr>
       <w:pBdr/>
@@ -12452,9 +12450,9 @@
       </w:tcPr>
     </w:tblStylePr>
   </w:style>
-  <w:style w:type="table" w:styleId="51">
+  <w:style w:type="table" w:styleId="751">
     <w:name w:val="Grid Table 5 Dark - Accent 5"/>
-    <w:basedOn w:val="661"/>
+    <w:basedOn w:val="896"/>
     <w:uiPriority w:val="99"/>
     <w:pPr>
       <w:pBdr/>
@@ -12680,9 +12678,9 @@
       </w:tcPr>
     </w:tblStylePr>
   </w:style>
-  <w:style w:type="table" w:styleId="52">
+  <w:style w:type="table" w:styleId="752">
     <w:name w:val="Grid Table 5 Dark - Accent 6"/>
-    <w:basedOn w:val="661"/>
+    <w:basedOn w:val="896"/>
     <w:uiPriority w:val="99"/>
     <w:pPr>
       <w:pBdr/>
@@ -12908,9 +12906,9 @@
       </w:tcPr>
     </w:tblStylePr>
   </w:style>
-  <w:style w:type="table" w:styleId="53">
+  <w:style w:type="table" w:styleId="753">
     <w:name w:val="Grid Table 6 Colorful"/>
-    <w:basedOn w:val="661"/>
+    <w:basedOn w:val="896"/>
     <w:uiPriority w:val="99"/>
     <w:pPr>
       <w:pBdr/>
@@ -13138,9 +13136,9 @@
       </w:tcPr>
     </w:tblStylePr>
   </w:style>
-  <w:style w:type="table" w:styleId="54">
+  <w:style w:type="table" w:styleId="754">
     <w:name w:val="Grid Table 6 Colorful - Accent 1"/>
-    <w:basedOn w:val="661"/>
+    <w:basedOn w:val="896"/>
     <w:uiPriority w:val="99"/>
     <w:pPr>
       <w:pBdr/>
@@ -13368,9 +13366,9 @@
       </w:tcPr>
     </w:tblStylePr>
   </w:style>
-  <w:style w:type="table" w:styleId="55">
+  <w:style w:type="table" w:styleId="755">
     <w:name w:val="Grid Table 6 Colorful - Accent 2"/>
-    <w:basedOn w:val="661"/>
+    <w:basedOn w:val="896"/>
     <w:uiPriority w:val="99"/>
     <w:pPr>
       <w:pBdr/>
@@ -13598,9 +13596,9 @@
       </w:tcPr>
     </w:tblStylePr>
   </w:style>
-  <w:style w:type="table" w:styleId="56">
+  <w:style w:type="table" w:styleId="756">
     <w:name w:val="Grid Table 6 Colorful - Accent 3"/>
-    <w:basedOn w:val="661"/>
+    <w:basedOn w:val="896"/>
     <w:uiPriority w:val="99"/>
     <w:pPr>
       <w:pBdr/>
@@ -13828,9 +13826,9 @@
       </w:tcPr>
     </w:tblStylePr>
   </w:style>
-  <w:style w:type="table" w:styleId="57">
+  <w:style w:type="table" w:styleId="757">
     <w:name w:val="Grid Table 6 Colorful - Accent 4"/>
-    <w:basedOn w:val="661"/>
+    <w:basedOn w:val="896"/>
     <w:uiPriority w:val="99"/>
     <w:pPr>
       <w:pBdr/>
@@ -14058,9 +14056,9 @@
       </w:tcPr>
     </w:tblStylePr>
   </w:style>
-  <w:style w:type="table" w:styleId="58">
+  <w:style w:type="table" w:styleId="758">
     <w:name w:val="Grid Table 6 Colorful - Accent 5"/>
-    <w:basedOn w:val="661"/>
+    <w:basedOn w:val="896"/>
     <w:uiPriority w:val="99"/>
     <w:pPr>
       <w:pBdr/>
@@ -14288,9 +14286,9 @@
       </w:tcPr>
     </w:tblStylePr>
   </w:style>
-  <w:style w:type="table" w:styleId="59">
+  <w:style w:type="table" w:styleId="759">
     <w:name w:val="Grid Table 6 Colorful - Accent 6"/>
-    <w:basedOn w:val="661"/>
+    <w:basedOn w:val="896"/>
     <w:uiPriority w:val="99"/>
     <w:pPr>
       <w:pBdr/>
@@ -14518,9 +14516,9 @@
       </w:tcPr>
     </w:tblStylePr>
   </w:style>
-  <w:style w:type="table" w:styleId="60">
+  <w:style w:type="table" w:styleId="760">
     <w:name w:val="Grid Table 7 Colorful"/>
-    <w:basedOn w:val="661"/>
+    <w:basedOn w:val="896"/>
     <w:uiPriority w:val="99"/>
     <w:pPr>
       <w:pBdr/>
@@ -14622,11 +14620,11 @@
         <w:tblBorders/>
       </w:tblPr>
       <w:tcPr>
-        <w:shd w:color="ffffff"/>
+        <w:shd w:val="clear" w:color="ffffff"/>
         <w:tcBorders>
-          <w:top w:val="none"/>
-          <w:left w:val="none"/>
-          <w:bottom w:val="none"/>
+          <w:top w:val="none" w:color="000000" w:sz="4" w:space="0"/>
+          <w:left w:val="none" w:color="000000" w:sz="4" w:space="0"/>
+          <w:bottom w:val="none" w:color="000000" w:sz="4" w:space="0"/>
           <w:right w:val="single" w:color="000000" w:themeColor="text1" w:themeTint="80" w:sz="4" w:space="0"/>
         </w:tcBorders>
       </w:tcPr>
@@ -14649,10 +14647,10 @@
       <w:tcPr>
         <w:shd w:val="clear" w:color="ffffff" w:themeColor="light1" w:fill="ffffff" w:themeFill="light1"/>
         <w:tcBorders>
-          <w:top w:val="none"/>
-          <w:left w:val="none"/>
+          <w:top w:val="none" w:color="000000" w:sz="4" w:space="0"/>
+          <w:left w:val="none" w:color="000000" w:sz="4" w:space="0"/>
           <w:bottom w:val="single" w:color="000000" w:themeColor="text1" w:themeTint="80" w:sz="4" w:space="0"/>
-          <w:right w:val="none"/>
+          <w:right w:val="none" w:color="000000" w:sz="4" w:space="0"/>
         </w:tcBorders>
       </w:tcPr>
     </w:tblStylePr>
@@ -14672,12 +14670,12 @@
         <w:tblBorders/>
       </w:tblPr>
       <w:tcPr>
-        <w:shd w:color="ffffff"/>
+        <w:shd w:val="clear" w:color="ffffff"/>
         <w:tcBorders>
-          <w:top w:val="none"/>
+          <w:top w:val="none" w:color="000000" w:sz="4" w:space="0"/>
           <w:left w:val="single" w:color="000000" w:themeColor="text1" w:themeTint="80" w:sz="4" w:space="0"/>
-          <w:bottom w:val="none"/>
-          <w:right w:val="none"/>
+          <w:bottom w:val="none" w:color="000000" w:sz="4" w:space="0"/>
+          <w:right w:val="none" w:color="000000" w:sz="4" w:space="0"/>
         </w:tcBorders>
       </w:tcPr>
     </w:tblStylePr>
@@ -14700,9 +14698,9 @@
         <w:shd w:val="clear" w:color="ffffff" w:themeColor="light1" w:fill="ffffff" w:themeFill="light1"/>
         <w:tcBorders>
           <w:top w:val="single" w:color="000000" w:themeColor="text1" w:themeTint="80" w:sz="4" w:space="0"/>
-          <w:left w:val="none"/>
-          <w:bottom w:val="none"/>
-          <w:right w:val="none"/>
+          <w:left w:val="none" w:color="000000" w:sz="4" w:space="0"/>
+          <w:bottom w:val="none" w:color="000000" w:sz="4" w:space="0"/>
+          <w:right w:val="none" w:color="000000" w:sz="4" w:space="0"/>
         </w:tcBorders>
       </w:tcPr>
     </w:tblStylePr>
@@ -14772,9 +14770,9 @@
       </w:tcPr>
     </w:tblStylePr>
   </w:style>
-  <w:style w:type="table" w:styleId="61">
+  <w:style w:type="table" w:styleId="761">
     <w:name w:val="Grid Table 7 Colorful - Accent 1"/>
-    <w:basedOn w:val="661"/>
+    <w:basedOn w:val="896"/>
     <w:uiPriority w:val="99"/>
     <w:pPr>
       <w:pBdr/>
@@ -14876,11 +14874,11 @@
         <w:tblBorders/>
       </w:tblPr>
       <w:tcPr>
-        <w:shd w:color="ffffff"/>
+        <w:shd w:val="clear" w:color="ffffff"/>
         <w:tcBorders>
-          <w:top w:val="none"/>
-          <w:left w:val="none"/>
-          <w:bottom w:val="none"/>
+          <w:top w:val="none" w:color="000000" w:sz="4" w:space="0"/>
+          <w:left w:val="none" w:color="000000" w:sz="4" w:space="0"/>
+          <w:bottom w:val="none" w:color="000000" w:sz="4" w:space="0"/>
           <w:right w:val="single" w:color="000000" w:themeColor="accent1" w:themeTint="80" w:sz="4" w:space="0"/>
         </w:tcBorders>
       </w:tcPr>
@@ -14903,10 +14901,10 @@
       <w:tcPr>
         <w:shd w:val="clear" w:color="ffffff" w:themeColor="light1" w:fill="ffffff" w:themeFill="light1"/>
         <w:tcBorders>
-          <w:top w:val="none"/>
-          <w:left w:val="none"/>
+          <w:top w:val="none" w:color="000000" w:sz="4" w:space="0"/>
+          <w:left w:val="none" w:color="000000" w:sz="4" w:space="0"/>
           <w:bottom w:val="single" w:color="000000" w:themeColor="accent1" w:themeTint="80" w:sz="4" w:space="0"/>
-          <w:right w:val="none"/>
+          <w:right w:val="none" w:color="000000" w:sz="4" w:space="0"/>
         </w:tcBorders>
       </w:tcPr>
     </w:tblStylePr>
@@ -14926,12 +14924,12 @@
         <w:tblBorders/>
       </w:tblPr>
       <w:tcPr>
-        <w:shd w:color="ffffff"/>
+        <w:shd w:val="clear" w:color="ffffff"/>
         <w:tcBorders>
-          <w:top w:val="none"/>
+          <w:top w:val="none" w:color="000000" w:sz="4" w:space="0"/>
           <w:left w:val="single" w:color="000000" w:themeColor="accent1" w:themeTint="80" w:sz="4" w:space="0"/>
-          <w:bottom w:val="none"/>
-          <w:right w:val="none"/>
+          <w:bottom w:val="none" w:color="000000" w:sz="4" w:space="0"/>
+          <w:right w:val="none" w:color="000000" w:sz="4" w:space="0"/>
         </w:tcBorders>
       </w:tcPr>
     </w:tblStylePr>
@@ -14954,9 +14952,9 @@
         <w:shd w:val="clear" w:color="ffffff" w:themeColor="light1" w:fill="ffffff" w:themeFill="light1"/>
         <w:tcBorders>
           <w:top w:val="single" w:color="000000" w:themeColor="accent1" w:themeTint="80" w:sz="4" w:space="0"/>
-          <w:left w:val="none"/>
-          <w:bottom w:val="none"/>
-          <w:right w:val="none"/>
+          <w:left w:val="none" w:color="000000" w:sz="4" w:space="0"/>
+          <w:bottom w:val="none" w:color="000000" w:sz="4" w:space="0"/>
+          <w:right w:val="none" w:color="000000" w:sz="4" w:space="0"/>
         </w:tcBorders>
       </w:tcPr>
     </w:tblStylePr>
@@ -15026,9 +15024,9 @@
       </w:tcPr>
     </w:tblStylePr>
   </w:style>
-  <w:style w:type="table" w:styleId="62">
+  <w:style w:type="table" w:styleId="762">
     <w:name w:val="Grid Table 7 Colorful - Accent 2"/>
-    <w:basedOn w:val="661"/>
+    <w:basedOn w:val="896"/>
     <w:uiPriority w:val="99"/>
     <w:pPr>
       <w:pBdr/>
@@ -15130,11 +15128,11 @@
         <w:tblBorders/>
       </w:tblPr>
       <w:tcPr>
-        <w:shd w:color="ffffff"/>
+        <w:shd w:val="clear" w:color="ffffff"/>
         <w:tcBorders>
-          <w:top w:val="none"/>
-          <w:left w:val="none"/>
-          <w:bottom w:val="none"/>
+          <w:top w:val="none" w:color="000000" w:sz="4" w:space="0"/>
+          <w:left w:val="none" w:color="000000" w:sz="4" w:space="0"/>
+          <w:bottom w:val="none" w:color="000000" w:sz="4" w:space="0"/>
           <w:right w:val="single" w:color="000000" w:themeColor="accent2" w:themeTint="97" w:sz="4" w:space="0"/>
         </w:tcBorders>
       </w:tcPr>
@@ -15157,10 +15155,10 @@
       <w:tcPr>
         <w:shd w:val="clear" w:color="ffffff" w:themeColor="light1" w:fill="ffffff" w:themeFill="light1"/>
         <w:tcBorders>
-          <w:top w:val="none"/>
-          <w:left w:val="none"/>
+          <w:top w:val="none" w:color="000000" w:sz="4" w:space="0"/>
+          <w:left w:val="none" w:color="000000" w:sz="4" w:space="0"/>
           <w:bottom w:val="single" w:color="000000" w:themeColor="accent2" w:themeTint="97" w:sz="4" w:space="0"/>
-          <w:right w:val="none"/>
+          <w:right w:val="none" w:color="000000" w:sz="4" w:space="0"/>
         </w:tcBorders>
       </w:tcPr>
     </w:tblStylePr>
@@ -15180,12 +15178,12 @@
         <w:tblBorders/>
       </w:tblPr>
       <w:tcPr>
-        <w:shd w:color="ffffff"/>
+        <w:shd w:val="clear" w:color="ffffff"/>
         <w:tcBorders>
-          <w:top w:val="none"/>
+          <w:top w:val="none" w:color="000000" w:sz="4" w:space="0"/>
           <w:left w:val="single" w:color="000000" w:themeColor="accent2" w:themeTint="97" w:sz="4" w:space="0"/>
-          <w:bottom w:val="none"/>
-          <w:right w:val="none"/>
+          <w:bottom w:val="none" w:color="000000" w:sz="4" w:space="0"/>
+          <w:right w:val="none" w:color="000000" w:sz="4" w:space="0"/>
         </w:tcBorders>
       </w:tcPr>
     </w:tblStylePr>
@@ -15208,9 +15206,9 @@
         <w:shd w:val="clear" w:color="ffffff" w:themeColor="light1" w:fill="ffffff" w:themeFill="light1"/>
         <w:tcBorders>
           <w:top w:val="single" w:color="000000" w:themeColor="accent2" w:themeTint="97" w:sz="4" w:space="0"/>
-          <w:left w:val="none"/>
-          <w:bottom w:val="none"/>
-          <w:right w:val="none"/>
+          <w:left w:val="none" w:color="000000" w:sz="4" w:space="0"/>
+          <w:bottom w:val="none" w:color="000000" w:sz="4" w:space="0"/>
+          <w:right w:val="none" w:color="000000" w:sz="4" w:space="0"/>
         </w:tcBorders>
       </w:tcPr>
     </w:tblStylePr>
@@ -15280,9 +15278,9 @@
       </w:tcPr>
     </w:tblStylePr>
   </w:style>
-  <w:style w:type="table" w:styleId="63">
+  <w:style w:type="table" w:styleId="763">
     <w:name w:val="Grid Table 7 Colorful - Accent 3"/>
-    <w:basedOn w:val="661"/>
+    <w:basedOn w:val="896"/>
     <w:uiPriority w:val="99"/>
     <w:pPr>
       <w:pBdr/>
@@ -15384,11 +15382,11 @@
         <w:tblBorders/>
       </w:tblPr>
       <w:tcPr>
-        <w:shd w:color="ffffff"/>
+        <w:shd w:val="clear" w:color="ffffff"/>
         <w:tcBorders>
-          <w:top w:val="none"/>
-          <w:left w:val="none"/>
-          <w:bottom w:val="none"/>
+          <w:top w:val="none" w:color="000000" w:sz="4" w:space="0"/>
+          <w:left w:val="none" w:color="000000" w:sz="4" w:space="0"/>
+          <w:bottom w:val="none" w:color="000000" w:sz="4" w:space="0"/>
           <w:right w:val="single" w:color="000000" w:themeColor="accent3" w:themeTint="FE" w:sz="4" w:space="0"/>
         </w:tcBorders>
       </w:tcPr>
@@ -15411,10 +15409,10 @@
       <w:tcPr>
         <w:shd w:val="clear" w:color="ffffff" w:themeColor="light1" w:fill="ffffff" w:themeFill="light1"/>
         <w:tcBorders>
-          <w:top w:val="none"/>
-          <w:left w:val="none"/>
+          <w:top w:val="none" w:color="000000" w:sz="4" w:space="0"/>
+          <w:left w:val="none" w:color="000000" w:sz="4" w:space="0"/>
           <w:bottom w:val="single" w:color="000000" w:themeColor="accent3" w:themeTint="FE" w:sz="4" w:space="0"/>
-          <w:right w:val="none"/>
+          <w:right w:val="none" w:color="000000" w:sz="4" w:space="0"/>
         </w:tcBorders>
       </w:tcPr>
     </w:tblStylePr>
@@ -15434,12 +15432,12 @@
         <w:tblBorders/>
       </w:tblPr>
       <w:tcPr>
-        <w:shd w:color="ffffff"/>
+        <w:shd w:val="clear" w:color="ffffff"/>
         <w:tcBorders>
-          <w:top w:val="none"/>
+          <w:top w:val="none" w:color="000000" w:sz="4" w:space="0"/>
           <w:left w:val="single" w:color="000000" w:themeColor="accent3" w:themeTint="FE" w:sz="4" w:space="0"/>
-          <w:bottom w:val="none"/>
-          <w:right w:val="none"/>
+          <w:bottom w:val="none" w:color="000000" w:sz="4" w:space="0"/>
+          <w:right w:val="none" w:color="000000" w:sz="4" w:space="0"/>
         </w:tcBorders>
       </w:tcPr>
     </w:tblStylePr>
@@ -15462,9 +15460,9 @@
         <w:shd w:val="clear" w:color="ffffff" w:themeColor="light1" w:fill="ffffff" w:themeFill="light1"/>
         <w:tcBorders>
           <w:top w:val="single" w:color="000000" w:themeColor="accent3" w:themeTint="FE" w:sz="4" w:space="0"/>
-          <w:left w:val="none"/>
-          <w:bottom w:val="none"/>
-          <w:right w:val="none"/>
+          <w:left w:val="none" w:color="000000" w:sz="4" w:space="0"/>
+          <w:bottom w:val="none" w:color="000000" w:sz="4" w:space="0"/>
+          <w:right w:val="none" w:color="000000" w:sz="4" w:space="0"/>
         </w:tcBorders>
       </w:tcPr>
     </w:tblStylePr>
@@ -15534,9 +15532,9 @@
       </w:tcPr>
     </w:tblStylePr>
   </w:style>
-  <w:style w:type="table" w:styleId="64">
+  <w:style w:type="table" w:styleId="764">
     <w:name w:val="Grid Table 7 Colorful - Accent 4"/>
-    <w:basedOn w:val="661"/>
+    <w:basedOn w:val="896"/>
     <w:uiPriority w:val="99"/>
     <w:pPr>
       <w:pBdr/>
@@ -15638,11 +15636,11 @@
         <w:tblBorders/>
       </w:tblPr>
       <w:tcPr>
-        <w:shd w:color="ffffff"/>
+        <w:shd w:val="clear" w:color="ffffff"/>
         <w:tcBorders>
-          <w:top w:val="none"/>
-          <w:left w:val="none"/>
-          <w:bottom w:val="none"/>
+          <w:top w:val="none" w:color="000000" w:sz="4" w:space="0"/>
+          <w:left w:val="none" w:color="000000" w:sz="4" w:space="0"/>
+          <w:bottom w:val="none" w:color="000000" w:sz="4" w:space="0"/>
           <w:right w:val="single" w:color="000000" w:themeColor="accent4" w:themeTint="9A" w:sz="4" w:space="0"/>
         </w:tcBorders>
       </w:tcPr>
@@ -15665,10 +15663,10 @@
       <w:tcPr>
         <w:shd w:val="clear" w:color="ffffff" w:themeColor="light1" w:fill="ffffff" w:themeFill="light1"/>
         <w:tcBorders>
-          <w:top w:val="none"/>
-          <w:left w:val="none"/>
+          <w:top w:val="none" w:color="000000" w:sz="4" w:space="0"/>
+          <w:left w:val="none" w:color="000000" w:sz="4" w:space="0"/>
           <w:bottom w:val="single" w:color="000000" w:themeColor="accent4" w:themeTint="9A" w:sz="4" w:space="0"/>
-          <w:right w:val="none"/>
+          <w:right w:val="none" w:color="000000" w:sz="4" w:space="0"/>
         </w:tcBorders>
       </w:tcPr>
     </w:tblStylePr>
@@ -15688,12 +15686,12 @@
         <w:tblBorders/>
       </w:tblPr>
       <w:tcPr>
-        <w:shd w:color="ffffff"/>
+        <w:shd w:val="clear" w:color="ffffff"/>
         <w:tcBorders>
-          <w:top w:val="none"/>
+          <w:top w:val="none" w:color="000000" w:sz="4" w:space="0"/>
           <w:left w:val="single" w:color="000000" w:themeColor="accent4" w:themeTint="9A" w:sz="4" w:space="0"/>
-          <w:bottom w:val="none"/>
-          <w:right w:val="none"/>
+          <w:bottom w:val="none" w:color="000000" w:sz="4" w:space="0"/>
+          <w:right w:val="none" w:color="000000" w:sz="4" w:space="0"/>
         </w:tcBorders>
       </w:tcPr>
     </w:tblStylePr>
@@ -15716,9 +15714,9 @@
         <w:shd w:val="clear" w:color="ffffff" w:themeColor="light1" w:fill="ffffff" w:themeFill="light1"/>
         <w:tcBorders>
           <w:top w:val="single" w:color="000000" w:themeColor="accent4" w:themeTint="9A" w:sz="4" w:space="0"/>
-          <w:left w:val="none"/>
-          <w:bottom w:val="none"/>
-          <w:right w:val="none"/>
+          <w:left w:val="none" w:color="000000" w:sz="4" w:space="0"/>
+          <w:bottom w:val="none" w:color="000000" w:sz="4" w:space="0"/>
+          <w:right w:val="none" w:color="000000" w:sz="4" w:space="0"/>
         </w:tcBorders>
       </w:tcPr>
     </w:tblStylePr>
@@ -15788,9 +15786,9 @@
       </w:tcPr>
     </w:tblStylePr>
   </w:style>
-  <w:style w:type="table" w:styleId="65">
+  <w:style w:type="table" w:styleId="765">
     <w:name w:val="Grid Table 7 Colorful - Accent 5"/>
-    <w:basedOn w:val="661"/>
+    <w:basedOn w:val="896"/>
     <w:uiPriority w:val="99"/>
     <w:pPr>
       <w:pBdr/>
@@ -15892,11 +15890,11 @@
         <w:tblBorders/>
       </w:tblPr>
       <w:tcPr>
-        <w:shd w:color="ffffff"/>
+        <w:shd w:val="clear" w:color="ffffff"/>
         <w:tcBorders>
-          <w:top w:val="none"/>
-          <w:left w:val="none"/>
-          <w:bottom w:val="none"/>
+          <w:top w:val="none" w:color="000000" w:sz="4" w:space="0"/>
+          <w:left w:val="none" w:color="000000" w:sz="4" w:space="0"/>
+          <w:bottom w:val="none" w:color="000000" w:sz="4" w:space="0"/>
           <w:right w:val="single" w:color="000000" w:themeColor="accent5" w:themeTint="90" w:sz="4" w:space="0"/>
         </w:tcBorders>
       </w:tcPr>
@@ -15919,10 +15917,10 @@
       <w:tcPr>
         <w:shd w:val="clear" w:color="ffffff" w:themeColor="light1" w:fill="ffffff" w:themeFill="light1"/>
         <w:tcBorders>
-          <w:top w:val="none"/>
-          <w:left w:val="none"/>
+          <w:top w:val="none" w:color="000000" w:sz="4" w:space="0"/>
+          <w:left w:val="none" w:color="000000" w:sz="4" w:space="0"/>
           <w:bottom w:val="single" w:color="000000" w:themeColor="accent5" w:themeTint="90" w:sz="4" w:space="0"/>
-          <w:right w:val="none"/>
+          <w:right w:val="none" w:color="000000" w:sz="4" w:space="0"/>
         </w:tcBorders>
       </w:tcPr>
     </w:tblStylePr>
@@ -15942,12 +15940,12 @@
         <w:tblBorders/>
       </w:tblPr>
       <w:tcPr>
-        <w:shd w:color="ffffff"/>
+        <w:shd w:val="clear" w:color="ffffff"/>
         <w:tcBorders>
-          <w:top w:val="none"/>
+          <w:top w:val="none" w:color="000000" w:sz="4" w:space="0"/>
           <w:left w:val="single" w:color="000000" w:themeColor="accent5" w:themeTint="90" w:sz="4" w:space="0"/>
-          <w:bottom w:val="none"/>
-          <w:right w:val="none"/>
+          <w:bottom w:val="none" w:color="000000" w:sz="4" w:space="0"/>
+          <w:right w:val="none" w:color="000000" w:sz="4" w:space="0"/>
         </w:tcBorders>
       </w:tcPr>
     </w:tblStylePr>
@@ -15970,9 +15968,9 @@
         <w:shd w:val="clear" w:color="ffffff" w:themeColor="light1" w:fill="ffffff" w:themeFill="light1"/>
         <w:tcBorders>
           <w:top w:val="single" w:color="000000" w:themeColor="accent5" w:themeTint="90" w:sz="4" w:space="0"/>
-          <w:left w:val="none"/>
-          <w:bottom w:val="none"/>
-          <w:right w:val="none"/>
+          <w:left w:val="none" w:color="000000" w:sz="4" w:space="0"/>
+          <w:bottom w:val="none" w:color="000000" w:sz="4" w:space="0"/>
+          <w:right w:val="none" w:color="000000" w:sz="4" w:space="0"/>
         </w:tcBorders>
       </w:tcPr>
     </w:tblStylePr>
@@ -16042,9 +16040,9 @@
       </w:tcPr>
     </w:tblStylePr>
   </w:style>
-  <w:style w:type="table" w:styleId="66">
+  <w:style w:type="table" w:styleId="766">
     <w:name w:val="Grid Table 7 Colorful - Accent 6"/>
-    <w:basedOn w:val="661"/>
+    <w:basedOn w:val="896"/>
     <w:uiPriority w:val="99"/>
     <w:pPr>
       <w:pBdr/>
@@ -16146,11 +16144,11 @@
         <w:tblBorders/>
       </w:tblPr>
       <w:tcPr>
-        <w:shd w:color="ffffff"/>
+        <w:shd w:val="clear" w:color="ffffff"/>
         <w:tcBorders>
-          <w:top w:val="none"/>
-          <w:left w:val="none"/>
-          <w:bottom w:val="none"/>
+          <w:top w:val="none" w:color="000000" w:sz="4" w:space="0"/>
+          <w:left w:val="none" w:color="000000" w:sz="4" w:space="0"/>
+          <w:bottom w:val="none" w:color="000000" w:sz="4" w:space="0"/>
           <w:right w:val="single" w:color="000000" w:themeColor="accent6" w:themeTint="90" w:sz="4" w:space="0"/>
         </w:tcBorders>
       </w:tcPr>
@@ -16173,10 +16171,10 @@
       <w:tcPr>
         <w:shd w:val="clear" w:color="ffffff" w:themeColor="light1" w:fill="ffffff" w:themeFill="light1"/>
         <w:tcBorders>
-          <w:top w:val="none"/>
-          <w:left w:val="none"/>
+          <w:top w:val="none" w:color="000000" w:sz="4" w:space="0"/>
+          <w:left w:val="none" w:color="000000" w:sz="4" w:space="0"/>
           <w:bottom w:val="single" w:color="000000" w:themeColor="accent6" w:themeTint="90" w:sz="4" w:space="0"/>
-          <w:right w:val="none"/>
+          <w:right w:val="none" w:color="000000" w:sz="4" w:space="0"/>
         </w:tcBorders>
       </w:tcPr>
     </w:tblStylePr>
@@ -16196,12 +16194,12 @@
         <w:tblBorders/>
       </w:tblPr>
       <w:tcPr>
-        <w:shd w:color="ffffff"/>
+        <w:shd w:val="clear" w:color="ffffff"/>
         <w:tcBorders>
-          <w:top w:val="none"/>
+          <w:top w:val="none" w:color="000000" w:sz="4" w:space="0"/>
           <w:left w:val="single" w:color="000000" w:themeColor="accent6" w:themeTint="90" w:sz="4" w:space="0"/>
-          <w:bottom w:val="none"/>
-          <w:right w:val="none"/>
+          <w:bottom w:val="none" w:color="000000" w:sz="4" w:space="0"/>
+          <w:right w:val="none" w:color="000000" w:sz="4" w:space="0"/>
         </w:tcBorders>
       </w:tcPr>
     </w:tblStylePr>
@@ -16224,9 +16222,9 @@
         <w:shd w:val="clear" w:color="ffffff" w:themeColor="light1" w:fill="ffffff" w:themeFill="light1"/>
         <w:tcBorders>
           <w:top w:val="single" w:color="000000" w:themeColor="accent6" w:themeTint="90" w:sz="4" w:space="0"/>
-          <w:left w:val="none"/>
-          <w:bottom w:val="none"/>
-          <w:right w:val="none"/>
+          <w:left w:val="none" w:color="000000" w:sz="4" w:space="0"/>
+          <w:bottom w:val="none" w:color="000000" w:sz="4" w:space="0"/>
+          <w:right w:val="none" w:color="000000" w:sz="4" w:space="0"/>
         </w:tcBorders>
       </w:tcPr>
     </w:tblStylePr>
@@ -16296,9 +16294,9 @@
       </w:tcPr>
     </w:tblStylePr>
   </w:style>
-  <w:style w:type="table" w:styleId="67">
+  <w:style w:type="table" w:styleId="767">
     <w:name w:val="List Table 1 Light"/>
-    <w:basedOn w:val="661"/>
+    <w:basedOn w:val="896"/>
     <w:uiPriority w:val="99"/>
     <w:pPr>
       <w:pBdr/>
@@ -16512,9 +16510,9 @@
       </w:tcPr>
     </w:tblStylePr>
   </w:style>
-  <w:style w:type="table" w:styleId="68">
+  <w:style w:type="table" w:styleId="768">
     <w:name w:val="List Table 1 Light - Accent 1"/>
-    <w:basedOn w:val="661"/>
+    <w:basedOn w:val="896"/>
     <w:uiPriority w:val="99"/>
     <w:pPr>
       <w:pBdr/>
@@ -16728,9 +16726,9 @@
       </w:tcPr>
     </w:tblStylePr>
   </w:style>
-  <w:style w:type="table" w:styleId="69">
+  <w:style w:type="table" w:styleId="769">
     <w:name w:val="List Table 1 Light - Accent 2"/>
-    <w:basedOn w:val="661"/>
+    <w:basedOn w:val="896"/>
     <w:uiPriority w:val="99"/>
     <w:pPr>
       <w:pBdr/>
@@ -16944,9 +16942,9 @@
       </w:tcPr>
     </w:tblStylePr>
   </w:style>
-  <w:style w:type="table" w:styleId="70">
+  <w:style w:type="table" w:styleId="770">
     <w:name w:val="List Table 1 Light - Accent 3"/>
-    <w:basedOn w:val="661"/>
+    <w:basedOn w:val="896"/>
     <w:uiPriority w:val="99"/>
     <w:pPr>
       <w:pBdr/>
@@ -17160,9 +17158,9 @@
       </w:tcPr>
     </w:tblStylePr>
   </w:style>
-  <w:style w:type="table" w:styleId="71">
+  <w:style w:type="table" w:styleId="771">
     <w:name w:val="List Table 1 Light - Accent 4"/>
-    <w:basedOn w:val="661"/>
+    <w:basedOn w:val="896"/>
     <w:uiPriority w:val="99"/>
     <w:pPr>
       <w:pBdr/>
@@ -17376,9 +17374,9 @@
       </w:tcPr>
     </w:tblStylePr>
   </w:style>
-  <w:style w:type="table" w:styleId="72">
+  <w:style w:type="table" w:styleId="772">
     <w:name w:val="List Table 1 Light - Accent 5"/>
-    <w:basedOn w:val="661"/>
+    <w:basedOn w:val="896"/>
     <w:uiPriority w:val="99"/>
     <w:pPr>
       <w:pBdr/>
@@ -17592,9 +17590,9 @@
       </w:tcPr>
     </w:tblStylePr>
   </w:style>
-  <w:style w:type="table" w:styleId="73">
+  <w:style w:type="table" w:styleId="773">
     <w:name w:val="List Table 1 Light - Accent 6"/>
-    <w:basedOn w:val="661"/>
+    <w:basedOn w:val="896"/>
     <w:uiPriority w:val="99"/>
     <w:pPr>
       <w:pBdr/>
@@ -17808,9 +17806,9 @@
       </w:tcPr>
     </w:tblStylePr>
   </w:style>
-  <w:style w:type="table" w:styleId="74">
+  <w:style w:type="table" w:styleId="774">
     <w:name w:val="List Table 2"/>
-    <w:basedOn w:val="661"/>
+    <w:basedOn w:val="896"/>
     <w:uiPriority w:val="99"/>
     <w:pPr>
       <w:pBdr/>
@@ -18046,9 +18044,9 @@
       </w:tcPr>
     </w:tblStylePr>
   </w:style>
-  <w:style w:type="table" w:styleId="75">
+  <w:style w:type="table" w:styleId="775">
     <w:name w:val="List Table 2 - Accent 1"/>
-    <w:basedOn w:val="661"/>
+    <w:basedOn w:val="896"/>
     <w:uiPriority w:val="99"/>
     <w:pPr>
       <w:pBdr/>
@@ -18284,9 +18282,9 @@
       </w:tcPr>
     </w:tblStylePr>
   </w:style>
-  <w:style w:type="table" w:styleId="76">
+  <w:style w:type="table" w:styleId="776">
     <w:name w:val="List Table 2 - Accent 2"/>
-    <w:basedOn w:val="661"/>
+    <w:basedOn w:val="896"/>
     <w:uiPriority w:val="99"/>
     <w:pPr>
       <w:pBdr/>
@@ -18522,9 +18520,9 @@
       </w:tcPr>
     </w:tblStylePr>
   </w:style>
-  <w:style w:type="table" w:styleId="77">
+  <w:style w:type="table" w:styleId="777">
     <w:name w:val="List Table 2 - Accent 3"/>
-    <w:basedOn w:val="661"/>
+    <w:basedOn w:val="896"/>
     <w:uiPriority w:val="99"/>
     <w:pPr>
       <w:pBdr/>
@@ -18760,9 +18758,9 @@
       </w:tcPr>
     </w:tblStylePr>
   </w:style>
-  <w:style w:type="table" w:styleId="78">
+  <w:style w:type="table" w:styleId="778">
     <w:name w:val="List Table 2 - Accent 4"/>
-    <w:basedOn w:val="661"/>
+    <w:basedOn w:val="896"/>
     <w:uiPriority w:val="99"/>
     <w:pPr>
       <w:pBdr/>
@@ -18998,9 +18996,9 @@
       </w:tcPr>
     </w:tblStylePr>
   </w:style>
-  <w:style w:type="table" w:styleId="79">
+  <w:style w:type="table" w:styleId="779">
     <w:name w:val="List Table 2 - Accent 5"/>
-    <w:basedOn w:val="661"/>
+    <w:basedOn w:val="896"/>
     <w:uiPriority w:val="99"/>
     <w:pPr>
       <w:pBdr/>
@@ -19236,9 +19234,9 @@
       </w:tcPr>
     </w:tblStylePr>
   </w:style>
-  <w:style w:type="table" w:styleId="80">
+  <w:style w:type="table" w:styleId="780">
     <w:name w:val="List Table 2 - Accent 6"/>
-    <w:basedOn w:val="661"/>
+    <w:basedOn w:val="896"/>
     <w:uiPriority w:val="99"/>
     <w:pPr>
       <w:pBdr/>
@@ -19474,9 +19472,9 @@
       </w:tcPr>
     </w:tblStylePr>
   </w:style>
-  <w:style w:type="table" w:styleId="81">
+  <w:style w:type="table" w:styleId="781">
     <w:name w:val="List Table 3"/>
-    <w:basedOn w:val="661"/>
+    <w:basedOn w:val="896"/>
     <w:uiPriority w:val="99"/>
     <w:pPr>
       <w:pBdr/>
@@ -19702,9 +19700,9 @@
       </w:tcPr>
     </w:tblStylePr>
   </w:style>
-  <w:style w:type="table" w:styleId="82">
+  <w:style w:type="table" w:styleId="782">
     <w:name w:val="List Table 3 - Accent 1"/>
-    <w:basedOn w:val="661"/>
+    <w:basedOn w:val="896"/>
     <w:uiPriority w:val="99"/>
     <w:pPr>
       <w:pBdr/>
@@ -19930,9 +19928,9 @@
       </w:tcPr>
     </w:tblStylePr>
   </w:style>
-  <w:style w:type="table" w:styleId="83">
+  <w:style w:type="table" w:styleId="783">
     <w:name w:val="List Table 3 - Accent 2"/>
-    <w:basedOn w:val="661"/>
+    <w:basedOn w:val="896"/>
     <w:uiPriority w:val="99"/>
     <w:pPr>
       <w:pBdr/>
@@ -20158,9 +20156,9 @@
       </w:tcPr>
     </w:tblStylePr>
   </w:style>
-  <w:style w:type="table" w:styleId="84">
+  <w:style w:type="table" w:styleId="784">
     <w:name w:val="List Table 3 - Accent 3"/>
-    <w:basedOn w:val="661"/>
+    <w:basedOn w:val="896"/>
     <w:uiPriority w:val="99"/>
     <w:pPr>
       <w:pBdr/>
@@ -20386,9 +20384,9 @@
       </w:tcPr>
     </w:tblStylePr>
   </w:style>
-  <w:style w:type="table" w:styleId="85">
+  <w:style w:type="table" w:styleId="785">
     <w:name w:val="List Table 3 - Accent 4"/>
-    <w:basedOn w:val="661"/>
+    <w:basedOn w:val="896"/>
     <w:uiPriority w:val="99"/>
     <w:pPr>
       <w:pBdr/>
@@ -20614,9 +20612,9 @@
       </w:tcPr>
     </w:tblStylePr>
   </w:style>
-  <w:style w:type="table" w:styleId="86">
+  <w:style w:type="table" w:styleId="786">
     <w:name w:val="List Table 3 - Accent 5"/>
-    <w:basedOn w:val="661"/>
+    <w:basedOn w:val="896"/>
     <w:uiPriority w:val="99"/>
     <w:pPr>
       <w:pBdr/>
@@ -20842,9 +20840,9 @@
       </w:tcPr>
     </w:tblStylePr>
   </w:style>
-  <w:style w:type="table" w:styleId="87">
+  <w:style w:type="table" w:styleId="787">
     <w:name w:val="List Table 3 - Accent 6"/>
-    <w:basedOn w:val="661"/>
+    <w:basedOn w:val="896"/>
     <w:uiPriority w:val="99"/>
     <w:pPr>
       <w:pBdr/>
@@ -21070,9 +21068,9 @@
       </w:tcPr>
     </w:tblStylePr>
   </w:style>
-  <w:style w:type="table" w:styleId="88">
+  <w:style w:type="table" w:styleId="788">
     <w:name w:val="List Table 4"/>
-    <w:basedOn w:val="661"/>
+    <w:basedOn w:val="896"/>
     <w:uiPriority w:val="99"/>
     <w:pPr>
       <w:pBdr/>
@@ -21295,9 +21293,9 @@
       </w:tcPr>
     </w:tblStylePr>
   </w:style>
-  <w:style w:type="table" w:styleId="89">
+  <w:style w:type="table" w:styleId="789">
     <w:name w:val="List Table 4 - Accent 1"/>
-    <w:basedOn w:val="661"/>
+    <w:basedOn w:val="896"/>
     <w:uiPriority w:val="99"/>
     <w:pPr>
       <w:pBdr/>
@@ -21520,9 +21518,9 @@
       </w:tcPr>
     </w:tblStylePr>
   </w:style>
-  <w:style w:type="table" w:styleId="90">
+  <w:style w:type="table" w:styleId="790">
     <w:name w:val="List Table 4 - Accent 2"/>
-    <w:basedOn w:val="661"/>
+    <w:basedOn w:val="896"/>
     <w:uiPriority w:val="99"/>
     <w:pPr>
       <w:pBdr/>
@@ -21745,9 +21743,9 @@
       </w:tcPr>
     </w:tblStylePr>
   </w:style>
-  <w:style w:type="table" w:styleId="91">
+  <w:style w:type="table" w:styleId="791">
     <w:name w:val="List Table 4 - Accent 3"/>
-    <w:basedOn w:val="661"/>
+    <w:basedOn w:val="896"/>
     <w:uiPriority w:val="99"/>
     <w:pPr>
       <w:pBdr/>
@@ -21970,9 +21968,9 @@
       </w:tcPr>
     </w:tblStylePr>
   </w:style>
-  <w:style w:type="table" w:styleId="92">
+  <w:style w:type="table" w:styleId="792">
     <w:name w:val="List Table 4 - Accent 4"/>
-    <w:basedOn w:val="661"/>
+    <w:basedOn w:val="896"/>
     <w:uiPriority w:val="99"/>
     <w:pPr>
       <w:pBdr/>
@@ -22195,9 +22193,9 @@
       </w:tcPr>
     </w:tblStylePr>
   </w:style>
-  <w:style w:type="table" w:styleId="93">
+  <w:style w:type="table" w:styleId="793">
     <w:name w:val="List Table 4 - Accent 5"/>
-    <w:basedOn w:val="661"/>
+    <w:basedOn w:val="896"/>
     <w:uiPriority w:val="99"/>
     <w:pPr>
       <w:pBdr/>
@@ -22420,9 +22418,9 @@
       </w:tcPr>
     </w:tblStylePr>
   </w:style>
-  <w:style w:type="table" w:styleId="94">
+  <w:style w:type="table" w:styleId="794">
     <w:name w:val="List Table 4 - Accent 6"/>
-    <w:basedOn w:val="661"/>
+    <w:basedOn w:val="896"/>
     <w:uiPriority w:val="99"/>
     <w:pPr>
       <w:pBdr/>
@@ -22645,9 +22643,9 @@
       </w:tcPr>
     </w:tblStylePr>
   </w:style>
-  <w:style w:type="table" w:styleId="95">
+  <w:style w:type="table" w:styleId="795">
     <w:name w:val="List Table 5 Dark"/>
-    <w:basedOn w:val="661"/>
+    <w:basedOn w:val="896"/>
     <w:uiPriority w:val="99"/>
     <w:pPr>
       <w:pBdr/>
@@ -22887,9 +22885,9 @@
       </w:tcPr>
     </w:tblStylePr>
   </w:style>
-  <w:style w:type="table" w:styleId="96">
+  <w:style w:type="table" w:styleId="796">
     <w:name w:val="List Table 5 Dark - Accent 1"/>
-    <w:basedOn w:val="661"/>
+    <w:basedOn w:val="896"/>
     <w:uiPriority w:val="99"/>
     <w:pPr>
       <w:pBdr/>
@@ -23129,9 +23127,9 @@
       </w:tcPr>
     </w:tblStylePr>
   </w:style>
-  <w:style w:type="table" w:styleId="97">
+  <w:style w:type="table" w:styleId="797">
     <w:name w:val="List Table 5 Dark - Accent 2"/>
-    <w:basedOn w:val="661"/>
+    <w:basedOn w:val="896"/>
     <w:uiPriority w:val="99"/>
     <w:pPr>
       <w:pBdr/>
@@ -23371,9 +23369,9 @@
       </w:tcPr>
     </w:tblStylePr>
   </w:style>
-  <w:style w:type="table" w:styleId="98">
+  <w:style w:type="table" w:styleId="798">
     <w:name w:val="List Table 5 Dark - Accent 3"/>
-    <w:basedOn w:val="661"/>
+    <w:basedOn w:val="896"/>
     <w:uiPriority w:val="99"/>
     <w:pPr>
       <w:pBdr/>
@@ -23613,9 +23611,9 @@
       </w:tcPr>
     </w:tblStylePr>
   </w:style>
-  <w:style w:type="table" w:styleId="99">
+  <w:style w:type="table" w:styleId="799">
     <w:name w:val="List Table 5 Dark - Accent 4"/>
-    <w:basedOn w:val="661"/>
+    <w:basedOn w:val="896"/>
     <w:uiPriority w:val="99"/>
     <w:pPr>
       <w:pBdr/>
@@ -23855,9 +23853,9 @@
       </w:tcPr>
     </w:tblStylePr>
   </w:style>
-  <w:style w:type="table" w:styleId="100">
+  <w:style w:type="table" w:styleId="800">
     <w:name w:val="List Table 5 Dark - Accent 5"/>
-    <w:basedOn w:val="661"/>
+    <w:basedOn w:val="896"/>
     <w:uiPriority w:val="99"/>
     <w:pPr>
       <w:pBdr/>
@@ -24097,9 +24095,9 @@
       </w:tcPr>
     </w:tblStylePr>
   </w:style>
-  <w:style w:type="table" w:styleId="101">
+  <w:style w:type="table" w:styleId="801">
     <w:name w:val="List Table 5 Dark - Accent 6"/>
-    <w:basedOn w:val="661"/>
+    <w:basedOn w:val="896"/>
     <w:uiPriority w:val="99"/>
     <w:pPr>
       <w:pBdr/>
@@ -24339,9 +24337,9 @@
       </w:tcPr>
     </w:tblStylePr>
   </w:style>
-  <w:style w:type="table" w:styleId="102">
+  <w:style w:type="table" w:styleId="802">
     <w:name w:val="List Table 6 Colorful"/>
-    <w:basedOn w:val="661"/>
+    <w:basedOn w:val="896"/>
     <w:uiPriority w:val="99"/>
     <w:pPr>
       <w:pBdr/>
@@ -24562,9 +24560,9 @@
       </w:tcPr>
     </w:tblStylePr>
   </w:style>
-  <w:style w:type="table" w:styleId="103">
+  <w:style w:type="table" w:styleId="803">
     <w:name w:val="List Table 6 Colorful - Accent 1"/>
-    <w:basedOn w:val="661"/>
+    <w:basedOn w:val="896"/>
     <w:uiPriority w:val="99"/>
     <w:pPr>
       <w:pBdr/>
@@ -24785,9 +24783,9 @@
       </w:tcPr>
     </w:tblStylePr>
   </w:style>
-  <w:style w:type="table" w:styleId="104">
+  <w:style w:type="table" w:styleId="804">
     <w:name w:val="List Table 6 Colorful - Accent 2"/>
-    <w:basedOn w:val="661"/>
+    <w:basedOn w:val="896"/>
     <w:uiPriority w:val="99"/>
     <w:pPr>
       <w:pBdr/>
@@ -25008,9 +25006,9 @@
       </w:tcPr>
     </w:tblStylePr>
   </w:style>
-  <w:style w:type="table" w:styleId="105">
+  <w:style w:type="table" w:styleId="805">
     <w:name w:val="List Table 6 Colorful - Accent 3"/>
-    <w:basedOn w:val="661"/>
+    <w:basedOn w:val="896"/>
     <w:uiPriority w:val="99"/>
     <w:pPr>
       <w:pBdr/>
@@ -25231,9 +25229,9 @@
       </w:tcPr>
     </w:tblStylePr>
   </w:style>
-  <w:style w:type="table" w:styleId="106">
+  <w:style w:type="table" w:styleId="806">
     <w:name w:val="List Table 6 Colorful - Accent 4"/>
-    <w:basedOn w:val="661"/>
+    <w:basedOn w:val="896"/>
     <w:uiPriority w:val="99"/>
     <w:pPr>
       <w:pBdr/>
@@ -25454,9 +25452,9 @@
       </w:tcPr>
     </w:tblStylePr>
   </w:style>
-  <w:style w:type="table" w:styleId="107">
+  <w:style w:type="table" w:styleId="807">
     <w:name w:val="List Table 6 Colorful - Accent 5"/>
-    <w:basedOn w:val="661"/>
+    <w:basedOn w:val="896"/>
     <w:uiPriority w:val="99"/>
     <w:pPr>
       <w:pBdr/>
@@ -25677,9 +25675,9 @@
       </w:tcPr>
     </w:tblStylePr>
   </w:style>
-  <w:style w:type="table" w:styleId="108">
+  <w:style w:type="table" w:styleId="808">
     <w:name w:val="List Table 6 Colorful - Accent 6"/>
-    <w:basedOn w:val="661"/>
+    <w:basedOn w:val="896"/>
     <w:uiPriority w:val="99"/>
     <w:pPr>
       <w:pBdr/>
@@ -25900,9 +25898,9 @@
       </w:tcPr>
     </w:tblStylePr>
   </w:style>
-  <w:style w:type="table" w:styleId="109">
+  <w:style w:type="table" w:styleId="809">
     <w:name w:val="List Table 7 Colorful"/>
-    <w:basedOn w:val="661"/>
+    <w:basedOn w:val="896"/>
     <w:uiPriority w:val="99"/>
     <w:pPr>
       <w:pBdr/>
@@ -26001,11 +25999,11 @@
         <w:tblBorders/>
       </w:tblPr>
       <w:tcPr>
-        <w:shd w:color="ffffff"/>
+        <w:shd w:val="clear" w:color="ffffff"/>
         <w:tcBorders>
-          <w:top w:val="none"/>
-          <w:left w:val="none"/>
-          <w:bottom w:val="none"/>
+          <w:top w:val="none" w:color="000000" w:sz="4" w:space="0"/>
+          <w:left w:val="none" w:color="000000" w:sz="4" w:space="0"/>
+          <w:bottom w:val="none" w:color="000000" w:sz="4" w:space="0"/>
           <w:right w:val="single" w:color="000000" w:themeColor="text1" w:themeTint="80" w:sz="4" w:space="0"/>
         </w:tcBorders>
       </w:tcPr>
@@ -26028,10 +26026,10 @@
       <w:tcPr>
         <w:shd w:val="clear" w:color="ffffff" w:themeColor="light1" w:fill="ffffff" w:themeFill="light1"/>
         <w:tcBorders>
-          <w:top w:val="none"/>
-          <w:left w:val="none"/>
+          <w:top w:val="none" w:color="000000" w:sz="4" w:space="0"/>
+          <w:left w:val="none" w:color="000000" w:sz="4" w:space="0"/>
           <w:bottom w:val="single" w:color="000000" w:themeColor="text1" w:themeTint="80" w:sz="4" w:space="0"/>
-          <w:right w:val="none"/>
+          <w:right w:val="none" w:color="000000" w:sz="4" w:space="0"/>
         </w:tcBorders>
       </w:tcPr>
     </w:tblStylePr>
@@ -26051,12 +26049,12 @@
         <w:tblBorders/>
       </w:tblPr>
       <w:tcPr>
-        <w:shd w:color="ffffff"/>
+        <w:shd w:val="clear" w:color="ffffff"/>
         <w:tcBorders>
-          <w:top w:val="none"/>
+          <w:top w:val="none" w:color="000000" w:sz="4" w:space="0"/>
           <w:left w:val="single" w:color="000000" w:themeColor="text1" w:themeTint="80" w:sz="4" w:space="0"/>
-          <w:bottom w:val="none"/>
-          <w:right w:val="none"/>
+          <w:bottom w:val="none" w:color="000000" w:sz="4" w:space="0"/>
+          <w:right w:val="none" w:color="000000" w:sz="4" w:space="0"/>
         </w:tcBorders>
       </w:tcPr>
     </w:tblStylePr>
@@ -26079,9 +26077,9 @@
         <w:shd w:val="clear" w:color="ffffff" w:themeColor="light1" w:fill="ffffff" w:themeFill="light1"/>
         <w:tcBorders>
           <w:top w:val="single" w:color="000000" w:themeColor="text1" w:themeTint="80" w:sz="4" w:space="0"/>
-          <w:left w:val="none"/>
-          <w:bottom w:val="none"/>
-          <w:right w:val="none"/>
+          <w:left w:val="none" w:color="000000" w:sz="4" w:space="0"/>
+          <w:bottom w:val="none" w:color="000000" w:sz="4" w:space="0"/>
+          <w:right w:val="none" w:color="000000" w:sz="4" w:space="0"/>
         </w:tcBorders>
       </w:tcPr>
     </w:tblStylePr>
@@ -26156,9 +26154,9 @@
       </w:tcPr>
     </w:tblStylePr>
   </w:style>
-  <w:style w:type="table" w:styleId="110">
+  <w:style w:type="table" w:styleId="810">
     <w:name w:val="List Table 7 Colorful - Accent 1"/>
-    <w:basedOn w:val="661"/>
+    <w:basedOn w:val="896"/>
     <w:uiPriority w:val="99"/>
     <w:pPr>
       <w:pBdr/>
@@ -26257,11 +26255,11 @@
         <w:tblBorders/>
       </w:tblPr>
       <w:tcPr>
-        <w:shd w:color="ffffff"/>
+        <w:shd w:val="clear" w:color="ffffff"/>
         <w:tcBorders>
-          <w:top w:val="none"/>
-          <w:left w:val="none"/>
-          <w:bottom w:val="none"/>
+          <w:top w:val="none" w:color="000000" w:sz="4" w:space="0"/>
+          <w:left w:val="none" w:color="000000" w:sz="4" w:space="0"/>
+          <w:bottom w:val="none" w:color="000000" w:sz="4" w:space="0"/>
           <w:right w:val="single" w:color="000000" w:themeColor="accent1" w:sz="4" w:space="0"/>
         </w:tcBorders>
       </w:tcPr>
@@ -26284,10 +26282,10 @@
       <w:tcPr>
         <w:shd w:val="clear" w:color="ffffff" w:themeColor="light1" w:fill="ffffff" w:themeFill="light1"/>
         <w:tcBorders>
-          <w:top w:val="none"/>
-          <w:left w:val="none"/>
+          <w:top w:val="none" w:color="000000" w:sz="4" w:space="0"/>
+          <w:left w:val="none" w:color="000000" w:sz="4" w:space="0"/>
           <w:bottom w:val="single" w:color="000000" w:themeColor="accent1" w:sz="4" w:space="0"/>
-          <w:right w:val="none"/>
+          <w:right w:val="none" w:color="000000" w:sz="4" w:space="0"/>
         </w:tcBorders>
       </w:tcPr>
     </w:tblStylePr>
@@ -26307,12 +26305,12 @@
         <w:tblBorders/>
       </w:tblPr>
       <w:tcPr>
-        <w:shd w:color="ffffff"/>
+        <w:shd w:val="clear" w:color="ffffff"/>
         <w:tcBorders>
-          <w:top w:val="none"/>
+          <w:top w:val="none" w:color="000000" w:sz="4" w:space="0"/>
           <w:left w:val="single" w:color="000000" w:themeColor="accent1" w:sz="4" w:space="0"/>
-          <w:bottom w:val="none"/>
-          <w:right w:val="none"/>
+          <w:bottom w:val="none" w:color="000000" w:sz="4" w:space="0"/>
+          <w:right w:val="none" w:color="000000" w:sz="4" w:space="0"/>
         </w:tcBorders>
       </w:tcPr>
     </w:tblStylePr>
@@ -26335,9 +26333,9 @@
         <w:shd w:val="clear" w:color="ffffff" w:themeColor="light1" w:fill="ffffff" w:themeFill="light1"/>
         <w:tcBorders>
           <w:top w:val="single" w:color="000000" w:themeColor="accent1" w:sz="4" w:space="0"/>
-          <w:left w:val="none"/>
-          <w:bottom w:val="none"/>
-          <w:right w:val="none"/>
+          <w:left w:val="none" w:color="000000" w:sz="4" w:space="0"/>
+          <w:bottom w:val="none" w:color="000000" w:sz="4" w:space="0"/>
+          <w:right w:val="none" w:color="000000" w:sz="4" w:space="0"/>
         </w:tcBorders>
       </w:tcPr>
     </w:tblStylePr>
@@ -26412,9 +26410,9 @@
       </w:tcPr>
     </w:tblStylePr>
   </w:style>
-  <w:style w:type="table" w:styleId="111">
+  <w:style w:type="table" w:styleId="811">
     <w:name w:val="List Table 7 Colorful - Accent 2"/>
-    <w:basedOn w:val="661"/>
+    <w:basedOn w:val="896"/>
     <w:uiPriority w:val="99"/>
     <w:pPr>
       <w:pBdr/>
@@ -26513,11 +26511,11 @@
         <w:tblBorders/>
       </w:tblPr>
       <w:tcPr>
-        <w:shd w:color="ffffff"/>
+        <w:shd w:val="clear" w:color="ffffff"/>
         <w:tcBorders>
-          <w:top w:val="none"/>
-          <w:left w:val="none"/>
-          <w:bottom w:val="none"/>
+          <w:top w:val="none" w:color="000000" w:sz="4" w:space="0"/>
+          <w:left w:val="none" w:color="000000" w:sz="4" w:space="0"/>
+          <w:bottom w:val="none" w:color="000000" w:sz="4" w:space="0"/>
           <w:right w:val="single" w:color="000000" w:themeColor="accent2" w:themeTint="97" w:sz="4" w:space="0"/>
         </w:tcBorders>
       </w:tcPr>
@@ -26540,10 +26538,10 @@
       <w:tcPr>
         <w:shd w:val="clear" w:color="ffffff" w:themeColor="light1" w:fill="ffffff" w:themeFill="light1"/>
         <w:tcBorders>
-          <w:top w:val="none"/>
-          <w:left w:val="none"/>
+          <w:top w:val="none" w:color="000000" w:sz="4" w:space="0"/>
+          <w:left w:val="none" w:color="000000" w:sz="4" w:space="0"/>
           <w:bottom w:val="single" w:color="000000" w:themeColor="accent2" w:themeTint="97" w:sz="4" w:space="0"/>
-          <w:right w:val="none"/>
+          <w:right w:val="none" w:color="000000" w:sz="4" w:space="0"/>
         </w:tcBorders>
       </w:tcPr>
     </w:tblStylePr>
@@ -26563,12 +26561,12 @@
         <w:tblBorders/>
       </w:tblPr>
       <w:tcPr>
-        <w:shd w:color="ffffff"/>
+        <w:shd w:val="clear" w:color="ffffff"/>
         <w:tcBorders>
-          <w:top w:val="none"/>
+          <w:top w:val="none" w:color="000000" w:sz="4" w:space="0"/>
           <w:left w:val="single" w:color="000000" w:themeColor="accent2" w:themeTint="97" w:sz="4" w:space="0"/>
-          <w:bottom w:val="none"/>
-          <w:right w:val="none"/>
+          <w:bottom w:val="none" w:color="000000" w:sz="4" w:space="0"/>
+          <w:right w:val="none" w:color="000000" w:sz="4" w:space="0"/>
         </w:tcBorders>
       </w:tcPr>
     </w:tblStylePr>
@@ -26591,9 +26589,9 @@
         <w:shd w:val="clear" w:color="ffffff" w:themeColor="light1" w:fill="ffffff" w:themeFill="light1"/>
         <w:tcBorders>
           <w:top w:val="single" w:color="000000" w:themeColor="accent2" w:themeTint="97" w:sz="4" w:space="0"/>
-          <w:left w:val="none"/>
-          <w:bottom w:val="none"/>
-          <w:right w:val="none"/>
+          <w:left w:val="none" w:color="000000" w:sz="4" w:space="0"/>
+          <w:bottom w:val="none" w:color="000000" w:sz="4" w:space="0"/>
+          <w:right w:val="none" w:color="000000" w:sz="4" w:space="0"/>
         </w:tcBorders>
       </w:tcPr>
     </w:tblStylePr>
@@ -26668,9 +26666,9 @@
       </w:tcPr>
     </w:tblStylePr>
   </w:style>
-  <w:style w:type="table" w:styleId="112">
+  <w:style w:type="table" w:styleId="812">
     <w:name w:val="List Table 7 Colorful - Accent 3"/>
-    <w:basedOn w:val="661"/>
+    <w:basedOn w:val="896"/>
     <w:uiPriority w:val="99"/>
     <w:pPr>
       <w:pBdr/>
@@ -26769,11 +26767,11 @@
         <w:tblBorders/>
       </w:tblPr>
       <w:tcPr>
-        <w:shd w:color="ffffff"/>
+        <w:shd w:val="clear" w:color="ffffff"/>
         <w:tcBorders>
-          <w:top w:val="none"/>
-          <w:left w:val="none"/>
-          <w:bottom w:val="none"/>
+          <w:top w:val="none" w:color="000000" w:sz="4" w:space="0"/>
+          <w:left w:val="none" w:color="000000" w:sz="4" w:space="0"/>
+          <w:bottom w:val="none" w:color="000000" w:sz="4" w:space="0"/>
           <w:right w:val="single" w:color="000000" w:themeColor="accent3" w:themeTint="98" w:sz="4" w:space="0"/>
         </w:tcBorders>
       </w:tcPr>
@@ -26796,10 +26794,10 @@
       <w:tcPr>
         <w:shd w:val="clear" w:color="ffffff" w:themeColor="light1" w:fill="ffffff" w:themeFill="light1"/>
         <w:tcBorders>
-          <w:top w:val="none"/>
-          <w:left w:val="none"/>
+          <w:top w:val="none" w:color="000000" w:sz="4" w:space="0"/>
+          <w:left w:val="none" w:color="000000" w:sz="4" w:space="0"/>
           <w:bottom w:val="single" w:color="000000" w:themeColor="accent3" w:themeTint="98" w:sz="4" w:space="0"/>
-          <w:right w:val="none"/>
+          <w:right w:val="none" w:color="000000" w:sz="4" w:space="0"/>
         </w:tcBorders>
       </w:tcPr>
     </w:tblStylePr>
@@ -26819,12 +26817,12 @@
         <w:tblBorders/>
       </w:tblPr>
       <w:tcPr>
-        <w:shd w:color="ffffff"/>
+        <w:shd w:val="clear" w:color="ffffff"/>
         <w:tcBorders>
-          <w:top w:val="none"/>
+          <w:top w:val="none" w:color="000000" w:sz="4" w:space="0"/>
           <w:left w:val="single" w:color="000000" w:themeColor="accent3" w:themeTint="98" w:sz="4" w:space="0"/>
-          <w:bottom w:val="none"/>
-          <w:right w:val="none"/>
+          <w:bottom w:val="none" w:color="000000" w:sz="4" w:space="0"/>
+          <w:right w:val="none" w:color="000000" w:sz="4" w:space="0"/>
         </w:tcBorders>
       </w:tcPr>
     </w:tblStylePr>
@@ -26847,9 +26845,9 @@
         <w:shd w:val="clear" w:color="ffffff" w:themeColor="light1" w:fill="ffffff" w:themeFill="light1"/>
         <w:tcBorders>
           <w:top w:val="single" w:color="000000" w:themeColor="accent3" w:themeTint="98" w:sz="4" w:space="0"/>
-          <w:left w:val="none"/>
-          <w:bottom w:val="none"/>
-          <w:right w:val="none"/>
+          <w:left w:val="none" w:color="000000" w:sz="4" w:space="0"/>
+          <w:bottom w:val="none" w:color="000000" w:sz="4" w:space="0"/>
+          <w:right w:val="none" w:color="000000" w:sz="4" w:space="0"/>
         </w:tcBorders>
       </w:tcPr>
     </w:tblStylePr>
@@ -26924,9 +26922,9 @@
       </w:tcPr>
     </w:tblStylePr>
   </w:style>
-  <w:style w:type="table" w:styleId="113">
+  <w:style w:type="table" w:styleId="813">
     <w:name w:val="List Table 7 Colorful - Accent 4"/>
-    <w:basedOn w:val="661"/>
+    <w:basedOn w:val="896"/>
     <w:uiPriority w:val="99"/>
     <w:pPr>
       <w:pBdr/>
@@ -27025,11 +27023,11 @@
         <w:tblBorders/>
       </w:tblPr>
       <w:tcPr>
-        <w:shd w:color="ffffff"/>
+        <w:shd w:val="clear" w:color="ffffff"/>
         <w:tcBorders>
-          <w:top w:val="none"/>
-          <w:left w:val="none"/>
-          <w:bottom w:val="none"/>
+          <w:top w:val="none" w:color="000000" w:sz="4" w:space="0"/>
+          <w:left w:val="none" w:color="000000" w:sz="4" w:space="0"/>
+          <w:bottom w:val="none" w:color="000000" w:sz="4" w:space="0"/>
           <w:right w:val="single" w:color="000000" w:themeColor="accent4" w:themeTint="9A" w:sz="4" w:space="0"/>
         </w:tcBorders>
       </w:tcPr>
@@ -27052,10 +27050,10 @@
       <w:tcPr>
         <w:shd w:val="clear" w:color="ffffff" w:themeColor="light1" w:fill="ffffff" w:themeFill="light1"/>
         <w:tcBorders>
-          <w:top w:val="none"/>
-          <w:left w:val="none"/>
+          <w:top w:val="none" w:color="000000" w:sz="4" w:space="0"/>
+          <w:left w:val="none" w:color="000000" w:sz="4" w:space="0"/>
           <w:bottom w:val="single" w:color="000000" w:themeColor="accent4" w:themeTint="9A" w:sz="4" w:space="0"/>
-          <w:right w:val="none"/>
+          <w:right w:val="none" w:color="000000" w:sz="4" w:space="0"/>
         </w:tcBorders>
       </w:tcPr>
     </w:tblStylePr>
@@ -27075,12 +27073,12 @@
         <w:tblBorders/>
       </w:tblPr>
       <w:tcPr>
-        <w:shd w:color="ffffff"/>
+        <w:shd w:val="clear" w:color="ffffff"/>
         <w:tcBorders>
-          <w:top w:val="none"/>
+          <w:top w:val="none" w:color="000000" w:sz="4" w:space="0"/>
           <w:left w:val="single" w:color="000000" w:themeColor="accent4" w:themeTint="9A" w:sz="4" w:space="0"/>
-          <w:bottom w:val="none"/>
-          <w:right w:val="none"/>
+          <w:bottom w:val="none" w:color="000000" w:sz="4" w:space="0"/>
+          <w:right w:val="none" w:color="000000" w:sz="4" w:space="0"/>
         </w:tcBorders>
       </w:tcPr>
     </w:tblStylePr>
@@ -27103,9 +27101,9 @@
         <w:shd w:val="clear" w:color="ffffff" w:themeColor="light1" w:fill="ffffff" w:themeFill="light1"/>
         <w:tcBorders>
           <w:top w:val="single" w:color="000000" w:themeColor="accent4" w:themeTint="9A" w:sz="4" w:space="0"/>
-          <w:left w:val="none"/>
-          <w:bottom w:val="none"/>
-          <w:right w:val="none"/>
+          <w:left w:val="none" w:color="000000" w:sz="4" w:space="0"/>
+          <w:bottom w:val="none" w:color="000000" w:sz="4" w:space="0"/>
+          <w:right w:val="none" w:color="000000" w:sz="4" w:space="0"/>
         </w:tcBorders>
       </w:tcPr>
     </w:tblStylePr>
@@ -27180,9 +27178,9 @@
       </w:tcPr>
     </w:tblStylePr>
   </w:style>
-  <w:style w:type="table" w:styleId="114">
+  <w:style w:type="table" w:styleId="814">
     <w:name w:val="List Table 7 Colorful - Accent 5"/>
-    <w:basedOn w:val="661"/>
+    <w:basedOn w:val="896"/>
     <w:uiPriority w:val="99"/>
     <w:pPr>
       <w:pBdr/>
@@ -27281,11 +27279,11 @@
         <w:tblBorders/>
       </w:tblPr>
       <w:tcPr>
-        <w:shd w:color="ffffff"/>
+        <w:shd w:val="clear" w:color="ffffff"/>
         <w:tcBorders>
-          <w:top w:val="none"/>
-          <w:left w:val="none"/>
-          <w:bottom w:val="none"/>
+          <w:top w:val="none" w:color="000000" w:sz="4" w:space="0"/>
+          <w:left w:val="none" w:color="000000" w:sz="4" w:space="0"/>
+          <w:bottom w:val="none" w:color="000000" w:sz="4" w:space="0"/>
           <w:right w:val="single" w:color="000000" w:themeColor="accent5" w:themeTint="9A" w:sz="4" w:space="0"/>
         </w:tcBorders>
       </w:tcPr>
@@ -27308,10 +27306,10 @@
       <w:tcPr>
         <w:shd w:val="clear" w:color="ffffff" w:themeColor="light1" w:fill="ffffff" w:themeFill="light1"/>
         <w:tcBorders>
-          <w:top w:val="none"/>
-          <w:left w:val="none"/>
+          <w:top w:val="none" w:color="000000" w:sz="4" w:space="0"/>
+          <w:left w:val="none" w:color="000000" w:sz="4" w:space="0"/>
           <w:bottom w:val="single" w:color="000000" w:themeColor="accent5" w:themeTint="9A" w:sz="4" w:space="0"/>
-          <w:right w:val="none"/>
+          <w:right w:val="none" w:color="000000" w:sz="4" w:space="0"/>
         </w:tcBorders>
       </w:tcPr>
     </w:tblStylePr>
@@ -27331,12 +27329,12 @@
         <w:tblBorders/>
       </w:tblPr>
       <w:tcPr>
-        <w:shd w:color="ffffff"/>
+        <w:shd w:val="clear" w:color="ffffff"/>
         <w:tcBorders>
-          <w:top w:val="none"/>
+          <w:top w:val="none" w:color="000000" w:sz="4" w:space="0"/>
           <w:left w:val="single" w:color="000000" w:themeColor="accent5" w:themeTint="9A" w:sz="4" w:space="0"/>
-          <w:bottom w:val="none"/>
-          <w:right w:val="none"/>
+          <w:bottom w:val="none" w:color="000000" w:sz="4" w:space="0"/>
+          <w:right w:val="none" w:color="000000" w:sz="4" w:space="0"/>
         </w:tcBorders>
       </w:tcPr>
     </w:tblStylePr>
@@ -27359,9 +27357,9 @@
         <w:shd w:val="clear" w:color="ffffff" w:themeColor="light1" w:fill="ffffff" w:themeFill="light1"/>
         <w:tcBorders>
           <w:top w:val="single" w:color="000000" w:themeColor="accent5" w:themeTint="9A" w:sz="4" w:space="0"/>
-          <w:left w:val="none"/>
-          <w:bottom w:val="none"/>
-          <w:right w:val="none"/>
+          <w:left w:val="none" w:color="000000" w:sz="4" w:space="0"/>
+          <w:bottom w:val="none" w:color="000000" w:sz="4" w:space="0"/>
+          <w:right w:val="none" w:color="000000" w:sz="4" w:space="0"/>
         </w:tcBorders>
       </w:tcPr>
     </w:tblStylePr>
@@ -27436,9 +27434,9 @@
       </w:tcPr>
     </w:tblStylePr>
   </w:style>
-  <w:style w:type="table" w:styleId="115">
+  <w:style w:type="table" w:styleId="815">
     <w:name w:val="List Table 7 Colorful - Accent 6"/>
-    <w:basedOn w:val="661"/>
+    <w:basedOn w:val="896"/>
     <w:uiPriority w:val="99"/>
     <w:pPr>
       <w:pBdr/>
@@ -27537,11 +27535,11 @@
         <w:tblBorders/>
       </w:tblPr>
       <w:tcPr>
-        <w:shd w:color="ffffff"/>
+        <w:shd w:val="clear" w:color="ffffff"/>
         <w:tcBorders>
-          <w:top w:val="none"/>
-          <w:left w:val="none"/>
-          <w:bottom w:val="none"/>
+          <w:top w:val="none" w:color="000000" w:sz="4" w:space="0"/>
+          <w:left w:val="none" w:color="000000" w:sz="4" w:space="0"/>
+          <w:bottom w:val="none" w:color="000000" w:sz="4" w:space="0"/>
           <w:right w:val="single" w:color="000000" w:themeColor="accent6" w:themeTint="98" w:sz="4" w:space="0"/>
         </w:tcBorders>
       </w:tcPr>
@@ -27564,10 +27562,10 @@
       <w:tcPr>
         <w:shd w:val="clear" w:color="ffffff" w:themeColor="light1" w:fill="ffffff" w:themeFill="light1"/>
         <w:tcBorders>
-          <w:top w:val="none"/>
-          <w:left w:val="none"/>
+          <w:top w:val="none" w:color="000000" w:sz="4" w:space="0"/>
+          <w:left w:val="none" w:color="000000" w:sz="4" w:space="0"/>
           <w:bottom w:val="single" w:color="000000" w:themeColor="accent6" w:themeTint="98" w:sz="4" w:space="0"/>
-          <w:right w:val="none"/>
+          <w:right w:val="none" w:color="000000" w:sz="4" w:space="0"/>
         </w:tcBorders>
       </w:tcPr>
     </w:tblStylePr>
@@ -27587,12 +27585,12 @@
         <w:tblBorders/>
       </w:tblPr>
       <w:tcPr>
-        <w:shd w:color="ffffff"/>
+        <w:shd w:val="clear" w:color="ffffff"/>
         <w:tcBorders>
-          <w:top w:val="none"/>
+          <w:top w:val="none" w:color="000000" w:sz="4" w:space="0"/>
           <w:left w:val="single" w:color="000000" w:themeColor="accent6" w:themeTint="98" w:sz="4" w:space="0"/>
-          <w:bottom w:val="none"/>
-          <w:right w:val="none"/>
+          <w:bottom w:val="none" w:color="000000" w:sz="4" w:space="0"/>
+          <w:right w:val="none" w:color="000000" w:sz="4" w:space="0"/>
         </w:tcBorders>
       </w:tcPr>
     </w:tblStylePr>
@@ -27615,9 +27613,9 @@
         <w:shd w:val="clear" w:color="ffffff" w:themeColor="light1" w:fill="ffffff" w:themeFill="light1"/>
         <w:tcBorders>
           <w:top w:val="single" w:color="000000" w:themeColor="accent6" w:themeTint="98" w:sz="4" w:space="0"/>
-          <w:left w:val="none"/>
-          <w:bottom w:val="none"/>
-          <w:right w:val="none"/>
+          <w:left w:val="none" w:color="000000" w:sz="4" w:space="0"/>
+          <w:bottom w:val="none" w:color="000000" w:sz="4" w:space="0"/>
+          <w:right w:val="none" w:color="000000" w:sz="4" w:space="0"/>
         </w:tcBorders>
       </w:tcPr>
     </w:tblStylePr>
@@ -27692,9 +27690,9 @@
       </w:tcPr>
     </w:tblStylePr>
   </w:style>
-  <w:style w:type="table" w:styleId="116">
+  <w:style w:type="table" w:styleId="816">
     <w:name w:val="Lined - Accent"/>
-    <w:basedOn w:val="661"/>
+    <w:basedOn w:val="896"/>
     <w:uiPriority w:val="99"/>
     <w:pPr>
       <w:pBdr/>
@@ -27929,9 +27927,9 @@
       </w:tcPr>
     </w:tblStylePr>
   </w:style>
-  <w:style w:type="table" w:styleId="117">
+  <w:style w:type="table" w:styleId="817">
     <w:name w:val="Lined - Accent 1"/>
-    <w:basedOn w:val="661"/>
+    <w:basedOn w:val="896"/>
     <w:uiPriority w:val="99"/>
     <w:pPr>
       <w:pBdr/>
@@ -28166,9 +28164,9 @@
       </w:tcPr>
     </w:tblStylePr>
   </w:style>
-  <w:style w:type="table" w:styleId="118">
+  <w:style w:type="table" w:styleId="818">
     <w:name w:val="Lined - Accent 2"/>
-    <w:basedOn w:val="661"/>
+    <w:basedOn w:val="896"/>
     <w:uiPriority w:val="99"/>
     <w:pPr>
       <w:pBdr/>
@@ -28403,9 +28401,9 @@
       </w:tcPr>
     </w:tblStylePr>
   </w:style>
-  <w:style w:type="table" w:styleId="119">
+  <w:style w:type="table" w:styleId="819">
     <w:name w:val="Lined - Accent 3"/>
-    <w:basedOn w:val="661"/>
+    <w:basedOn w:val="896"/>
     <w:uiPriority w:val="99"/>
     <w:pPr>
       <w:pBdr/>
@@ -28640,9 +28638,9 @@
       </w:tcPr>
     </w:tblStylePr>
   </w:style>
-  <w:style w:type="table" w:styleId="120">
+  <w:style w:type="table" w:styleId="820">
     <w:name w:val="Lined - Accent 4"/>
-    <w:basedOn w:val="661"/>
+    <w:basedOn w:val="896"/>
     <w:uiPriority w:val="99"/>
     <w:pPr>
       <w:pBdr/>
@@ -28877,9 +28875,9 @@
       </w:tcPr>
     </w:tblStylePr>
   </w:style>
-  <w:style w:type="table" w:styleId="121">
+  <w:style w:type="table" w:styleId="821">
     <w:name w:val="Lined - Accent 5"/>
-    <w:basedOn w:val="661"/>
+    <w:basedOn w:val="896"/>
     <w:uiPriority w:val="99"/>
     <w:pPr>
       <w:pBdr/>
@@ -29114,9 +29112,9 @@
       </w:tcPr>
     </w:tblStylePr>
   </w:style>
-  <w:style w:type="table" w:styleId="122">
+  <w:style w:type="table" w:styleId="822">
     <w:name w:val="Lined - Accent 6"/>
-    <w:basedOn w:val="661"/>
+    <w:basedOn w:val="896"/>
     <w:uiPriority w:val="99"/>
     <w:pPr>
       <w:pBdr/>
@@ -29351,9 +29349,9 @@
       </w:tcPr>
     </w:tblStylePr>
   </w:style>
-  <w:style w:type="table" w:styleId="123">
+  <w:style w:type="table" w:styleId="823">
     <w:name w:val="Bordered &amp; Lined - Accent"/>
-    <w:basedOn w:val="661"/>
+    <w:basedOn w:val="896"/>
     <w:uiPriority w:val="99"/>
     <w:pPr>
       <w:pBdr/>
@@ -29595,9 +29593,9 @@
       </w:tcPr>
     </w:tblStylePr>
   </w:style>
-  <w:style w:type="table" w:styleId="124">
+  <w:style w:type="table" w:styleId="824">
     <w:name w:val="Bordered &amp; Lined - Accent 1"/>
-    <w:basedOn w:val="661"/>
+    <w:basedOn w:val="896"/>
     <w:uiPriority w:val="99"/>
     <w:pPr>
       <w:pBdr/>
@@ -29839,9 +29837,9 @@
       </w:tcPr>
     </w:tblStylePr>
   </w:style>
-  <w:style w:type="table" w:styleId="125">
+  <w:style w:type="table" w:styleId="825">
     <w:name w:val="Bordered &amp; Lined - Accent 2"/>
-    <w:basedOn w:val="661"/>
+    <w:basedOn w:val="896"/>
     <w:uiPriority w:val="99"/>
     <w:pPr>
       <w:pBdr/>
@@ -30083,9 +30081,9 @@
       </w:tcPr>
     </w:tblStylePr>
   </w:style>
-  <w:style w:type="table" w:styleId="126">
+  <w:style w:type="table" w:styleId="826">
     <w:name w:val="Bordered &amp; Lined - Accent 3"/>
-    <w:basedOn w:val="661"/>
+    <w:basedOn w:val="896"/>
     <w:uiPriority w:val="99"/>
     <w:pPr>
       <w:pBdr/>
@@ -30327,9 +30325,9 @@
       </w:tcPr>
     </w:tblStylePr>
   </w:style>
-  <w:style w:type="table" w:styleId="127">
+  <w:style w:type="table" w:styleId="827">
     <w:name w:val="Bordered &amp; Lined - Accent 4"/>
-    <w:basedOn w:val="661"/>
+    <w:basedOn w:val="896"/>
     <w:uiPriority w:val="99"/>
     <w:pPr>
       <w:pBdr/>
@@ -30571,9 +30569,9 @@
       </w:tcPr>
     </w:tblStylePr>
   </w:style>
-  <w:style w:type="table" w:styleId="128">
+  <w:style w:type="table" w:styleId="828">
     <w:name w:val="Bordered &amp; Lined - Accent 5"/>
-    <w:basedOn w:val="661"/>
+    <w:basedOn w:val="896"/>
     <w:uiPriority w:val="99"/>
     <w:pPr>
       <w:pBdr/>
@@ -30815,9 +30813,9 @@
       </w:tcPr>
     </w:tblStylePr>
   </w:style>
-  <w:style w:type="table" w:styleId="129">
+  <w:style w:type="table" w:styleId="829">
     <w:name w:val="Bordered &amp; Lined - Accent 6"/>
-    <w:basedOn w:val="661"/>
+    <w:basedOn w:val="896"/>
     <w:uiPriority w:val="99"/>
     <w:pPr>
       <w:pBdr/>
@@ -31059,9 +31057,9 @@
       </w:tcPr>
     </w:tblStylePr>
   </w:style>
-  <w:style w:type="table" w:styleId="130">
+  <w:style w:type="table" w:styleId="830">
     <w:name w:val="Bordered"/>
-    <w:basedOn w:val="661"/>
+    <w:basedOn w:val="896"/>
     <w:uiPriority w:val="99"/>
     <w:pPr>
       <w:pBdr/>
@@ -31290,9 +31288,9 @@
       </w:tcPr>
     </w:tblStylePr>
   </w:style>
-  <w:style w:type="table" w:styleId="131">
+  <w:style w:type="table" w:styleId="831">
     <w:name w:val="Bordered - Accent 1"/>
-    <w:basedOn w:val="661"/>
+    <w:basedOn w:val="896"/>
     <w:uiPriority w:val="99"/>
     <w:pPr>
       <w:pBdr/>
@@ -31521,9 +31519,9 @@
       </w:tcPr>
     </w:tblStylePr>
   </w:style>
-  <w:style w:type="table" w:styleId="132">
+  <w:style w:type="table" w:styleId="832">
     <w:name w:val="Bordered - Accent 2"/>
-    <w:basedOn w:val="661"/>
+    <w:basedOn w:val="896"/>
     <w:uiPriority w:val="99"/>
     <w:pPr>
       <w:pBdr/>
@@ -31752,9 +31750,9 @@
       </w:tcPr>
     </w:tblStylePr>
   </w:style>
-  <w:style w:type="table" w:styleId="133">
+  <w:style w:type="table" w:styleId="833">
     <w:name w:val="Bordered - Accent 3"/>
-    <w:basedOn w:val="661"/>
+    <w:basedOn w:val="896"/>
     <w:uiPriority w:val="99"/>
     <w:pPr>
       <w:pBdr/>
@@ -31983,9 +31981,9 @@
       </w:tcPr>
     </w:tblStylePr>
   </w:style>
-  <w:style w:type="table" w:styleId="134">
+  <w:style w:type="table" w:styleId="834">
     <w:name w:val="Bordered - Accent 4"/>
-    <w:basedOn w:val="661"/>
+    <w:basedOn w:val="896"/>
     <w:uiPriority w:val="99"/>
     <w:pPr>
       <w:pBdr/>
@@ -32214,9 +32212,9 @@
       </w:tcPr>
     </w:tblStylePr>
   </w:style>
-  <w:style w:type="table" w:styleId="135">
+  <w:style w:type="table" w:styleId="835">
     <w:name w:val="Bordered - Accent 5"/>
-    <w:basedOn w:val="661"/>
+    <w:basedOn w:val="896"/>
     <w:uiPriority w:val="99"/>
     <w:pPr>
       <w:pBdr/>
@@ -32445,9 +32443,9 @@
       </w:tcPr>
     </w:tblStylePr>
   </w:style>
-  <w:style w:type="table" w:styleId="136">
+  <w:style w:type="table" w:styleId="836">
     <w:name w:val="Bordered - Accent 6"/>
-    <w:basedOn w:val="661"/>
+    <w:basedOn w:val="896"/>
     <w:uiPriority w:val="99"/>
     <w:pPr>
       <w:pBdr/>
@@ -32676,11 +32674,11 @@
       </w:tcPr>
     </w:tblStylePr>
   </w:style>
-  <w:style w:type="paragraph" w:styleId="138">
+  <w:style w:type="paragraph" w:styleId="837">
     <w:name w:val="Heading 1"/>
-    <w:basedOn w:val="660"/>
-    <w:next w:val="660"/>
-    <w:link w:val="149"/>
+    <w:basedOn w:val="895"/>
+    <w:next w:val="895"/>
+    <w:link w:val="847"/>
     <w:uiPriority w:val="9"/>
     <w:qFormat/>
     <w:pPr>
@@ -32698,11 +32696,11 @@
       <w:szCs w:val="40"/>
     </w:rPr>
   </w:style>
-  <w:style w:type="paragraph" w:styleId="139">
+  <w:style w:type="paragraph" w:styleId="838">
     <w:name w:val="Heading 2"/>
-    <w:basedOn w:val="660"/>
-    <w:next w:val="660"/>
-    <w:link w:val="150"/>
+    <w:basedOn w:val="895"/>
+    <w:next w:val="895"/>
+    <w:link w:val="848"/>
     <w:uiPriority w:val="9"/>
     <w:unhideWhenUsed/>
     <w:qFormat/>
@@ -32721,11 +32719,11 @@
       <w:szCs w:val="32"/>
     </w:rPr>
   </w:style>
-  <w:style w:type="paragraph" w:styleId="140">
+  <w:style w:type="paragraph" w:styleId="839">
     <w:name w:val="Heading 3"/>
-    <w:basedOn w:val="660"/>
-    <w:next w:val="660"/>
-    <w:link w:val="151"/>
+    <w:basedOn w:val="895"/>
+    <w:next w:val="895"/>
+    <w:link w:val="849"/>
     <w:uiPriority w:val="9"/>
     <w:unhideWhenUsed/>
     <w:qFormat/>
@@ -32744,11 +32742,11 @@
       <w:szCs w:val="28"/>
     </w:rPr>
   </w:style>
-  <w:style w:type="paragraph" w:styleId="141">
+  <w:style w:type="paragraph" w:styleId="840">
     <w:name w:val="Heading 4"/>
-    <w:basedOn w:val="660"/>
-    <w:next w:val="660"/>
-    <w:link w:val="152"/>
+    <w:basedOn w:val="895"/>
+    <w:next w:val="895"/>
+    <w:link w:val="850"/>
     <w:uiPriority w:val="9"/>
     <w:unhideWhenUsed/>
     <w:qFormat/>
@@ -32767,11 +32765,11 @@
       <w:color w:val="0f4761" w:themeColor="accent1" w:themeShade="BF"/>
     </w:rPr>
   </w:style>
-  <w:style w:type="paragraph" w:styleId="142">
+  <w:style w:type="paragraph" w:styleId="841">
     <w:name w:val="Heading 5"/>
-    <w:basedOn w:val="660"/>
-    <w:next w:val="660"/>
-    <w:link w:val="153"/>
+    <w:basedOn w:val="895"/>
+    <w:next w:val="895"/>
+    <w:link w:val="851"/>
     <w:uiPriority w:val="9"/>
     <w:unhideWhenUsed/>
     <w:qFormat/>
@@ -32788,11 +32786,11 @@
       <w:color w:val="0f4761" w:themeColor="accent1" w:themeShade="BF"/>
     </w:rPr>
   </w:style>
-  <w:style w:type="paragraph" w:styleId="143">
+  <w:style w:type="paragraph" w:styleId="842">
     <w:name w:val="Heading 6"/>
-    <w:basedOn w:val="660"/>
-    <w:next w:val="660"/>
-    <w:link w:val="154"/>
+    <w:basedOn w:val="895"/>
+    <w:next w:val="895"/>
+    <w:link w:val="852"/>
     <w:uiPriority w:val="9"/>
     <w:unhideWhenUsed/>
     <w:qFormat/>
@@ -32811,11 +32809,11 @@
       <w:color w:val="595959" w:themeColor="text1" w:themeTint="A6"/>
     </w:rPr>
   </w:style>
-  <w:style w:type="paragraph" w:styleId="144">
+  <w:style w:type="paragraph" w:styleId="843">
     <w:name w:val="Heading 7"/>
-    <w:basedOn w:val="660"/>
-    <w:next w:val="660"/>
-    <w:link w:val="155"/>
+    <w:basedOn w:val="895"/>
+    <w:next w:val="895"/>
+    <w:link w:val="853"/>
     <w:uiPriority w:val="9"/>
     <w:unhideWhenUsed/>
     <w:qFormat/>
@@ -32832,11 +32830,11 @@
       <w:color w:val="595959" w:themeColor="text1" w:themeTint="A6"/>
     </w:rPr>
   </w:style>
-  <w:style w:type="paragraph" w:styleId="145">
+  <w:style w:type="paragraph" w:styleId="844">
     <w:name w:val="Heading 8"/>
-    <w:basedOn w:val="660"/>
-    <w:next w:val="660"/>
-    <w:link w:val="156"/>
+    <w:basedOn w:val="895"/>
+    <w:next w:val="895"/>
+    <w:link w:val="854"/>
     <w:uiPriority w:val="9"/>
     <w:unhideWhenUsed/>
     <w:qFormat/>
@@ -32855,11 +32853,11 @@
       <w:color w:val="272727" w:themeColor="text1" w:themeTint="D8"/>
     </w:rPr>
   </w:style>
-  <w:style w:type="paragraph" w:styleId="146">
+  <w:style w:type="paragraph" w:styleId="845">
     <w:name w:val="Heading 9"/>
-    <w:basedOn w:val="660"/>
-    <w:next w:val="660"/>
-    <w:link w:val="157"/>
+    <w:basedOn w:val="895"/>
+    <w:next w:val="895"/>
+    <w:link w:val="855"/>
     <w:uiPriority w:val="9"/>
     <w:unhideWhenUsed/>
     <w:qFormat/>
@@ -32878,7 +32876,7 @@
       <w:color w:val="272727" w:themeColor="text1" w:themeTint="D8"/>
     </w:rPr>
   </w:style>
-  <w:style w:type="character" w:styleId="147" w:default="1">
+  <w:style w:type="character" w:styleId="846" w:default="1">
     <w:name w:val="Default Paragraph Font"/>
     <w:uiPriority w:val="1"/>
     <w:semiHidden/>
@@ -32889,10 +32887,10 @@
       <w:ind/>
     </w:pPr>
   </w:style>
-  <w:style w:type="character" w:styleId="149">
+  <w:style w:type="character" w:styleId="847">
     <w:name w:val="Heading 1 Char"/>
-    <w:basedOn w:val="147"/>
-    <w:link w:val="138"/>
+    <w:basedOn w:val="846"/>
+    <w:link w:val="837"/>
     <w:uiPriority w:val="9"/>
     <w:pPr>
       <w:pBdr/>
@@ -32906,10 +32904,10 @@
       <w:szCs w:val="40"/>
     </w:rPr>
   </w:style>
-  <w:style w:type="character" w:styleId="150">
+  <w:style w:type="character" w:styleId="848">
     <w:name w:val="Heading 2 Char"/>
-    <w:basedOn w:val="147"/>
-    <w:link w:val="139"/>
+    <w:basedOn w:val="846"/>
+    <w:link w:val="838"/>
     <w:uiPriority w:val="9"/>
     <w:pPr>
       <w:pBdr/>
@@ -32923,10 +32921,10 @@
       <w:szCs w:val="32"/>
     </w:rPr>
   </w:style>
-  <w:style w:type="character" w:styleId="151">
+  <w:style w:type="character" w:styleId="849">
     <w:name w:val="Heading 3 Char"/>
-    <w:basedOn w:val="147"/>
-    <w:link w:val="140"/>
+    <w:basedOn w:val="846"/>
+    <w:link w:val="839"/>
     <w:uiPriority w:val="9"/>
     <w:pPr>
       <w:pBdr/>
@@ -32940,10 +32938,10 @@
       <w:szCs w:val="28"/>
     </w:rPr>
   </w:style>
-  <w:style w:type="character" w:styleId="152">
+  <w:style w:type="character" w:styleId="850">
     <w:name w:val="Heading 4 Char"/>
-    <w:basedOn w:val="147"/>
-    <w:link w:val="141"/>
+    <w:basedOn w:val="846"/>
+    <w:link w:val="840"/>
     <w:uiPriority w:val="9"/>
     <w:pPr>
       <w:pBdr/>
@@ -32957,10 +32955,10 @@
       <w:color w:val="0f4761" w:themeColor="accent1" w:themeShade="BF"/>
     </w:rPr>
   </w:style>
-  <w:style w:type="character" w:styleId="153">
+  <w:style w:type="character" w:styleId="851">
     <w:name w:val="Heading 5 Char"/>
-    <w:basedOn w:val="147"/>
-    <w:link w:val="142"/>
+    <w:basedOn w:val="846"/>
+    <w:link w:val="841"/>
     <w:uiPriority w:val="9"/>
     <w:pPr>
       <w:pBdr/>
@@ -32972,10 +32970,10 @@
       <w:color w:val="0f4761" w:themeColor="accent1" w:themeShade="BF"/>
     </w:rPr>
   </w:style>
-  <w:style w:type="character" w:styleId="154">
+  <w:style w:type="character" w:styleId="852">
     <w:name w:val="Heading 6 Char"/>
-    <w:basedOn w:val="147"/>
-    <w:link w:val="143"/>
+    <w:basedOn w:val="846"/>
+    <w:link w:val="842"/>
     <w:uiPriority w:val="9"/>
     <w:pPr>
       <w:pBdr/>
@@ -32989,10 +32987,10 @@
       <w:color w:val="595959" w:themeColor="text1" w:themeTint="A6"/>
     </w:rPr>
   </w:style>
-  <w:style w:type="character" w:styleId="155">
+  <w:style w:type="character" w:styleId="853">
     <w:name w:val="Heading 7 Char"/>
-    <w:basedOn w:val="147"/>
-    <w:link w:val="144"/>
+    <w:basedOn w:val="846"/>
+    <w:link w:val="843"/>
     <w:uiPriority w:val="9"/>
     <w:pPr>
       <w:pBdr/>
@@ -33004,10 +33002,10 @@
       <w:color w:val="595959" w:themeColor="text1" w:themeTint="A6"/>
     </w:rPr>
   </w:style>
-  <w:style w:type="character" w:styleId="156">
+  <w:style w:type="character" w:styleId="854">
     <w:name w:val="Heading 8 Char"/>
-    <w:basedOn w:val="147"/>
-    <w:link w:val="145"/>
+    <w:basedOn w:val="846"/>
+    <w:link w:val="844"/>
     <w:uiPriority w:val="9"/>
     <w:pPr>
       <w:pBdr/>
@@ -33021,10 +33019,10 @@
       <w:color w:val="272727" w:themeColor="text1" w:themeTint="D8"/>
     </w:rPr>
   </w:style>
-  <w:style w:type="character" w:styleId="157">
+  <w:style w:type="character" w:styleId="855">
     <w:name w:val="Heading 9 Char"/>
-    <w:basedOn w:val="147"/>
-    <w:link w:val="146"/>
+    <w:basedOn w:val="846"/>
+    <w:link w:val="845"/>
     <w:uiPriority w:val="9"/>
     <w:pPr>
       <w:pBdr/>
@@ -33038,11 +33036,11 @@
       <w:color w:val="272727" w:themeColor="text1" w:themeTint="D8"/>
     </w:rPr>
   </w:style>
-  <w:style w:type="paragraph" w:styleId="158">
+  <w:style w:type="paragraph" w:styleId="856">
     <w:name w:val="Title"/>
-    <w:basedOn w:val="660"/>
-    <w:next w:val="660"/>
-    <w:link w:val="159"/>
+    <w:basedOn w:val="895"/>
+    <w:next w:val="895"/>
+    <w:link w:val="857"/>
     <w:uiPriority w:val="10"/>
     <w:qFormat/>
     <w:pPr>
@@ -33058,10 +33056,10 @@
       <w:szCs w:val="56"/>
     </w:rPr>
   </w:style>
-  <w:style w:type="character" w:styleId="159">
+  <w:style w:type="character" w:styleId="857">
     <w:name w:val="Title Char"/>
-    <w:basedOn w:val="147"/>
-    <w:link w:val="158"/>
+    <w:basedOn w:val="846"/>
+    <w:link w:val="856"/>
     <w:uiPriority w:val="10"/>
     <w:pPr>
       <w:pBdr/>
@@ -33075,11 +33073,11 @@
       <w:szCs w:val="56"/>
     </w:rPr>
   </w:style>
-  <w:style w:type="paragraph" w:styleId="160">
+  <w:style w:type="paragraph" w:styleId="858">
     <w:name w:val="Subtitle"/>
-    <w:basedOn w:val="660"/>
-    <w:next w:val="660"/>
-    <w:link w:val="161"/>
+    <w:basedOn w:val="895"/>
+    <w:next w:val="895"/>
+    <w:link w:val="859"/>
     <w:uiPriority w:val="11"/>
     <w:qFormat/>
     <w:pPr>
@@ -33097,10 +33095,10 @@
       <w:szCs w:val="28"/>
     </w:rPr>
   </w:style>
-  <w:style w:type="character" w:styleId="161">
+  <w:style w:type="character" w:styleId="859">
     <w:name w:val="Subtitle Char"/>
-    <w:basedOn w:val="147"/>
-    <w:link w:val="160"/>
+    <w:basedOn w:val="846"/>
+    <w:link w:val="858"/>
     <w:uiPriority w:val="11"/>
     <w:pPr>
       <w:pBdr/>
@@ -33114,11 +33112,11 @@
       <w:szCs w:val="28"/>
     </w:rPr>
   </w:style>
-  <w:style w:type="paragraph" w:styleId="162">
+  <w:style w:type="paragraph" w:styleId="860">
     <w:name w:val="Quote"/>
-    <w:basedOn w:val="660"/>
-    <w:next w:val="660"/>
-    <w:link w:val="163"/>
+    <w:basedOn w:val="895"/>
+    <w:next w:val="895"/>
+    <w:link w:val="861"/>
     <w:uiPriority w:val="29"/>
     <w:qFormat/>
     <w:pPr>
@@ -33133,10 +33131,10 @@
       <w:color w:val="404040" w:themeColor="text1" w:themeTint="BF"/>
     </w:rPr>
   </w:style>
-  <w:style w:type="character" w:styleId="163">
+  <w:style w:type="character" w:styleId="861">
     <w:name w:val="Quote Char"/>
-    <w:basedOn w:val="147"/>
-    <w:link w:val="162"/>
+    <w:basedOn w:val="846"/>
+    <w:link w:val="860"/>
     <w:uiPriority w:val="29"/>
     <w:pPr>
       <w:pBdr/>
@@ -33149,9 +33147,9 @@
       <w:color w:val="404040" w:themeColor="text1" w:themeTint="BF"/>
     </w:rPr>
   </w:style>
-  <w:style w:type="character" w:styleId="165">
+  <w:style w:type="character" w:styleId="862">
     <w:name w:val="Intense Emphasis"/>
-    <w:basedOn w:val="147"/>
+    <w:basedOn w:val="846"/>
     <w:uiPriority w:val="21"/>
     <w:qFormat/>
     <w:pPr>
@@ -33165,11 +33163,11 @@
       <w:color w:val="0f4761" w:themeColor="accent1" w:themeShade="BF"/>
     </w:rPr>
   </w:style>
-  <w:style w:type="paragraph" w:styleId="166">
+  <w:style w:type="paragraph" w:styleId="863">
     <w:name w:val="Intense Quote"/>
-    <w:basedOn w:val="660"/>
-    <w:next w:val="660"/>
-    <w:link w:val="167"/>
+    <w:basedOn w:val="895"/>
+    <w:next w:val="895"/>
+    <w:link w:val="864"/>
     <w:uiPriority w:val="30"/>
     <w:qFormat/>
     <w:pPr>
@@ -33187,10 +33185,10 @@
       <w:color w:val="0f4761" w:themeColor="accent1" w:themeShade="BF"/>
     </w:rPr>
   </w:style>
-  <w:style w:type="character" w:styleId="167">
+  <w:style w:type="character" w:styleId="864">
     <w:name w:val="Intense Quote Char"/>
-    <w:basedOn w:val="147"/>
-    <w:link w:val="166"/>
+    <w:basedOn w:val="846"/>
+    <w:link w:val="863"/>
     <w:uiPriority w:val="30"/>
     <w:pPr>
       <w:pBdr/>
@@ -33203,9 +33201,9 @@
       <w:color w:val="0f4761" w:themeColor="accent1" w:themeShade="BF"/>
     </w:rPr>
   </w:style>
-  <w:style w:type="character" w:styleId="168">
+  <w:style w:type="character" w:styleId="865">
     <w:name w:val="Intense Reference"/>
-    <w:basedOn w:val="147"/>
+    <w:basedOn w:val="846"/>
     <w:uiPriority w:val="32"/>
     <w:qFormat/>
     <w:pPr>
@@ -33221,9 +33219,9 @@
       <w:spacing w:val="5"/>
     </w:rPr>
   </w:style>
-  <w:style w:type="character" w:styleId="170">
+  <w:style w:type="character" w:styleId="866">
     <w:name w:val="Subtle Emphasis"/>
-    <w:basedOn w:val="147"/>
+    <w:basedOn w:val="846"/>
     <w:uiPriority w:val="19"/>
     <w:qFormat/>
     <w:pPr>
@@ -33237,9 +33235,9 @@
       <w:color w:val="404040" w:themeColor="text1" w:themeTint="BF"/>
     </w:rPr>
   </w:style>
-  <w:style w:type="character" w:styleId="171">
+  <w:style w:type="character" w:styleId="867">
     <w:name w:val="Emphasis"/>
-    <w:basedOn w:val="147"/>
+    <w:basedOn w:val="846"/>
     <w:uiPriority w:val="20"/>
     <w:qFormat/>
     <w:pPr>
@@ -33252,9 +33250,9 @@
       <w:iCs/>
     </w:rPr>
   </w:style>
-  <w:style w:type="character" w:styleId="172">
+  <w:style w:type="character" w:styleId="868">
     <w:name w:val="Strong"/>
-    <w:basedOn w:val="147"/>
+    <w:basedOn w:val="846"/>
     <w:uiPriority w:val="22"/>
     <w:qFormat/>
     <w:pPr>
@@ -33267,9 +33265,9 @@
       <w:bCs/>
     </w:rPr>
   </w:style>
-  <w:style w:type="character" w:styleId="173">
+  <w:style w:type="character" w:styleId="869">
     <w:name w:val="Subtle Reference"/>
-    <w:basedOn w:val="147"/>
+    <w:basedOn w:val="846"/>
     <w:uiPriority w:val="31"/>
     <w:qFormat/>
     <w:pPr>
@@ -33282,9 +33280,9 @@
       <w:color w:val="5a5a5a" w:themeColor="text1" w:themeTint="A5"/>
     </w:rPr>
   </w:style>
-  <w:style w:type="character" w:styleId="174">
+  <w:style w:type="character" w:styleId="870">
     <w:name w:val="Book Title"/>
-    <w:basedOn w:val="147"/>
+    <w:basedOn w:val="846"/>
     <w:uiPriority w:val="33"/>
     <w:qFormat/>
     <w:pPr>
@@ -33300,10 +33298,10 @@
       <w:spacing w:val="5"/>
     </w:rPr>
   </w:style>
-  <w:style w:type="paragraph" w:styleId="175">
+  <w:style w:type="paragraph" w:styleId="871">
     <w:name w:val="Header"/>
-    <w:basedOn w:val="660"/>
-    <w:link w:val="176"/>
+    <w:basedOn w:val="895"/>
+    <w:link w:val="872"/>
     <w:uiPriority w:val="99"/>
     <w:unhideWhenUsed/>
     <w:pPr>
@@ -33316,10 +33314,10 @@
       <w:ind/>
     </w:pPr>
   </w:style>
-  <w:style w:type="character" w:styleId="176">
+  <w:style w:type="character" w:styleId="872">
     <w:name w:val="Header Char"/>
-    <w:basedOn w:val="147"/>
-    <w:link w:val="175"/>
+    <w:basedOn w:val="846"/>
+    <w:link w:val="871"/>
     <w:uiPriority w:val="99"/>
     <w:pPr>
       <w:pBdr/>
@@ -33327,10 +33325,10 @@
       <w:ind/>
     </w:pPr>
   </w:style>
-  <w:style w:type="paragraph" w:styleId="177">
+  <w:style w:type="paragraph" w:styleId="873">
     <w:name w:val="Footer"/>
-    <w:basedOn w:val="660"/>
-    <w:link w:val="178"/>
+    <w:basedOn w:val="895"/>
+    <w:link w:val="874"/>
     <w:uiPriority w:val="99"/>
     <w:unhideWhenUsed/>
     <w:pPr>
@@ -33343,10 +33341,10 @@
       <w:ind/>
     </w:pPr>
   </w:style>
-  <w:style w:type="character" w:styleId="178">
+  <w:style w:type="character" w:styleId="874">
     <w:name w:val="Footer Char"/>
-    <w:basedOn w:val="147"/>
-    <w:link w:val="177"/>
+    <w:basedOn w:val="846"/>
+    <w:link w:val="873"/>
     <w:uiPriority w:val="99"/>
     <w:pPr>
       <w:pBdr/>
@@ -33354,10 +33352,10 @@
       <w:ind/>
     </w:pPr>
   </w:style>
-  <w:style w:type="paragraph" w:styleId="179">
+  <w:style w:type="paragraph" w:styleId="875">
     <w:name w:val="Caption"/>
-    <w:basedOn w:val="660"/>
-    <w:next w:val="660"/>
+    <w:basedOn w:val="895"/>
+    <w:next w:val="895"/>
     <w:uiPriority w:val="35"/>
     <w:unhideWhenUsed/>
     <w:qFormat/>
@@ -33374,10 +33372,10 @@
       <w:szCs w:val="18"/>
     </w:rPr>
   </w:style>
-  <w:style w:type="paragraph" w:styleId="180">
+  <w:style w:type="paragraph" w:styleId="876">
     <w:name w:val="footnote text"/>
-    <w:basedOn w:val="660"/>
-    <w:link w:val="181"/>
+    <w:basedOn w:val="895"/>
+    <w:link w:val="877"/>
     <w:uiPriority w:val="99"/>
     <w:semiHidden/>
     <w:unhideWhenUsed/>
@@ -33391,10 +33389,10 @@
       <w:szCs w:val="20"/>
     </w:rPr>
   </w:style>
-  <w:style w:type="character" w:styleId="181">
+  <w:style w:type="character" w:styleId="877">
     <w:name w:val="Footnote Text Char"/>
-    <w:basedOn w:val="147"/>
-    <w:link w:val="180"/>
+    <w:basedOn w:val="846"/>
+    <w:link w:val="876"/>
     <w:uiPriority w:val="99"/>
     <w:semiHidden/>
     <w:pPr>
@@ -33407,9 +33405,9 @@
       <w:szCs w:val="20"/>
     </w:rPr>
   </w:style>
-  <w:style w:type="character" w:styleId="182">
+  <w:style w:type="character" w:styleId="878">
     <w:name w:val="footnote reference"/>
-    <w:basedOn w:val="147"/>
+    <w:basedOn w:val="846"/>
     <w:uiPriority w:val="99"/>
     <w:semiHidden/>
     <w:unhideWhenUsed/>
@@ -33422,10 +33420,10 @@
       <w:vertAlign w:val="superscript"/>
     </w:rPr>
   </w:style>
-  <w:style w:type="paragraph" w:styleId="183">
+  <w:style w:type="paragraph" w:styleId="879">
     <w:name w:val="endnote text"/>
-    <w:basedOn w:val="660"/>
-    <w:link w:val="184"/>
+    <w:basedOn w:val="895"/>
+    <w:link w:val="880"/>
     <w:uiPriority w:val="99"/>
     <w:semiHidden/>
     <w:unhideWhenUsed/>
@@ -33439,10 +33437,10 @@
       <w:szCs w:val="20"/>
     </w:rPr>
   </w:style>
-  <w:style w:type="character" w:styleId="184">
+  <w:style w:type="character" w:styleId="880">
     <w:name w:val="Endnote Text Char"/>
-    <w:basedOn w:val="147"/>
-    <w:link w:val="183"/>
+    <w:basedOn w:val="846"/>
+    <w:link w:val="879"/>
     <w:uiPriority w:val="99"/>
     <w:semiHidden/>
     <w:pPr>
@@ -33455,9 +33453,9 @@
       <w:szCs w:val="20"/>
     </w:rPr>
   </w:style>
-  <w:style w:type="character" w:styleId="185">
+  <w:style w:type="character" w:styleId="881">
     <w:name w:val="endnote reference"/>
-    <w:basedOn w:val="147"/>
+    <w:basedOn w:val="846"/>
     <w:uiPriority w:val="99"/>
     <w:semiHidden/>
     <w:unhideWhenUsed/>
@@ -33470,9 +33468,9 @@
       <w:vertAlign w:val="superscript"/>
     </w:rPr>
   </w:style>
-  <w:style w:type="character" w:styleId="186">
+  <w:style w:type="character" w:styleId="882">
     <w:name w:val="Hyperlink"/>
-    <w:basedOn w:val="147"/>
+    <w:basedOn w:val="846"/>
     <w:uiPriority w:val="99"/>
     <w:unhideWhenUsed/>
     <w:pPr>
@@ -33485,9 +33483,9 @@
       <w:u w:val="single"/>
     </w:rPr>
   </w:style>
-  <w:style w:type="character" w:styleId="187">
+  <w:style w:type="character" w:styleId="883">
     <w:name w:val="FollowedHyperlink"/>
-    <w:basedOn w:val="147"/>
+    <w:basedOn w:val="846"/>
     <w:uiPriority w:val="99"/>
     <w:semiHidden/>
     <w:unhideWhenUsed/>
@@ -33501,10 +33499,10 @@
       <w:u w:val="single"/>
     </w:rPr>
   </w:style>
-  <w:style w:type="paragraph" w:styleId="188">
+  <w:style w:type="paragraph" w:styleId="884">
     <w:name w:val="toc 1"/>
-    <w:basedOn w:val="660"/>
-    <w:next w:val="660"/>
+    <w:basedOn w:val="895"/>
+    <w:next w:val="895"/>
     <w:uiPriority w:val="39"/>
     <w:unhideWhenUsed/>
     <w:pPr>
@@ -33513,10 +33511,10 @@
       <w:ind/>
     </w:pPr>
   </w:style>
-  <w:style w:type="paragraph" w:styleId="189">
+  <w:style w:type="paragraph" w:styleId="885">
     <w:name w:val="toc 2"/>
-    <w:basedOn w:val="660"/>
-    <w:next w:val="660"/>
+    <w:basedOn w:val="895"/>
+    <w:next w:val="895"/>
     <w:uiPriority w:val="39"/>
     <w:unhideWhenUsed/>
     <w:pPr>
@@ -33525,10 +33523,10 @@
       <w:ind w:left="220"/>
     </w:pPr>
   </w:style>
-  <w:style w:type="paragraph" w:styleId="190">
+  <w:style w:type="paragraph" w:styleId="886">
     <w:name w:val="toc 3"/>
-    <w:basedOn w:val="660"/>
-    <w:next w:val="660"/>
+    <w:basedOn w:val="895"/>
+    <w:next w:val="895"/>
     <w:uiPriority w:val="39"/>
     <w:unhideWhenUsed/>
     <w:pPr>
@@ -33537,10 +33535,10 @@
       <w:ind w:left="440"/>
     </w:pPr>
   </w:style>
-  <w:style w:type="paragraph" w:styleId="191">
+  <w:style w:type="paragraph" w:styleId="887">
     <w:name w:val="toc 4"/>
-    <w:basedOn w:val="660"/>
-    <w:next w:val="660"/>
+    <w:basedOn w:val="895"/>
+    <w:next w:val="895"/>
     <w:uiPriority w:val="39"/>
     <w:unhideWhenUsed/>
     <w:pPr>
@@ -33549,10 +33547,10 @@
       <w:ind w:left="660"/>
     </w:pPr>
   </w:style>
-  <w:style w:type="paragraph" w:styleId="192">
+  <w:style w:type="paragraph" w:styleId="888">
     <w:name w:val="toc 5"/>
-    <w:basedOn w:val="660"/>
-    <w:next w:val="660"/>
+    <w:basedOn w:val="895"/>
+    <w:next w:val="895"/>
     <w:uiPriority w:val="39"/>
     <w:unhideWhenUsed/>
     <w:pPr>
@@ -33561,10 +33559,10 @@
       <w:ind w:left="880"/>
     </w:pPr>
   </w:style>
-  <w:style w:type="paragraph" w:styleId="193">
+  <w:style w:type="paragraph" w:styleId="889">
     <w:name w:val="toc 6"/>
-    <w:basedOn w:val="660"/>
-    <w:next w:val="660"/>
+    <w:basedOn w:val="895"/>
+    <w:next w:val="895"/>
     <w:uiPriority w:val="39"/>
     <w:unhideWhenUsed/>
     <w:pPr>
@@ -33573,10 +33571,10 @@
       <w:ind w:left="1100"/>
     </w:pPr>
   </w:style>
-  <w:style w:type="paragraph" w:styleId="194">
+  <w:style w:type="paragraph" w:styleId="890">
     <w:name w:val="toc 7"/>
-    <w:basedOn w:val="660"/>
-    <w:next w:val="660"/>
+    <w:basedOn w:val="895"/>
+    <w:next w:val="895"/>
     <w:uiPriority w:val="39"/>
     <w:unhideWhenUsed/>
     <w:pPr>
@@ -33585,10 +33583,10 @@
       <w:ind w:left="1320"/>
     </w:pPr>
   </w:style>
-  <w:style w:type="paragraph" w:styleId="195">
+  <w:style w:type="paragraph" w:styleId="891">
     <w:name w:val="toc 8"/>
-    <w:basedOn w:val="660"/>
-    <w:next w:val="660"/>
+    <w:basedOn w:val="895"/>
+    <w:next w:val="895"/>
     <w:uiPriority w:val="39"/>
     <w:unhideWhenUsed/>
     <w:pPr>
@@ -33597,10 +33595,10 @@
       <w:ind w:left="1540"/>
     </w:pPr>
   </w:style>
-  <w:style w:type="paragraph" w:styleId="196">
+  <w:style w:type="paragraph" w:styleId="892">
     <w:name w:val="toc 9"/>
-    <w:basedOn w:val="660"/>
-    <w:next w:val="660"/>
+    <w:basedOn w:val="895"/>
+    <w:next w:val="895"/>
     <w:uiPriority w:val="39"/>
     <w:unhideWhenUsed/>
     <w:pPr>
@@ -33609,7 +33607,7 @@
       <w:ind w:left="1760"/>
     </w:pPr>
   </w:style>
-  <w:style w:type="paragraph" w:styleId="206">
+  <w:style w:type="paragraph" w:styleId="893">
     <w:name w:val="TOC Heading"/>
     <w:uiPriority w:val="39"/>
     <w:unhideWhenUsed/>
@@ -33619,10 +33617,10 @@
       <w:ind/>
     </w:pPr>
   </w:style>
-  <w:style w:type="paragraph" w:styleId="207">
+  <w:style w:type="paragraph" w:styleId="894">
     <w:name w:val="table of figures"/>
-    <w:basedOn w:val="660"/>
-    <w:next w:val="660"/>
+    <w:basedOn w:val="895"/>
+    <w:next w:val="895"/>
     <w:uiPriority w:val="99"/>
     <w:unhideWhenUsed/>
     <w:pPr>
@@ -33631,7 +33629,7 @@
       <w:ind/>
     </w:pPr>
   </w:style>
-  <w:style w:type="paragraph" w:styleId="660" w:default="1">
+  <w:style w:type="paragraph" w:styleId="895" w:default="1">
     <w:name w:val="Normal"/>
     <w:qFormat/>
     <w:pPr>
@@ -33640,7 +33638,7 @@
       <w:ind/>
     </w:pPr>
   </w:style>
-  <w:style w:type="table" w:styleId="661" w:default="1">
+  <w:style w:type="table" w:styleId="896" w:default="1">
     <w:name w:val="Normal Table"/>
     <w:uiPriority w:val="99"/>
     <w:semiHidden/>
@@ -33833,7 +33831,7 @@
       </w:tcPr>
     </w:tblStylePr>
   </w:style>
-  <w:style w:type="numbering" w:styleId="662" w:default="1">
+  <w:style w:type="numbering" w:styleId="897" w:default="1">
     <w:name w:val="No List"/>
     <w:uiPriority w:val="99"/>
     <w:semiHidden/>
@@ -33844,9 +33842,9 @@
       <w:ind/>
     </w:pPr>
   </w:style>
-  <w:style w:type="paragraph" w:styleId="663">
+  <w:style w:type="paragraph" w:styleId="898">
     <w:name w:val="No Spacing"/>
-    <w:basedOn w:val="660"/>
+    <w:basedOn w:val="895"/>
     <w:uiPriority w:val="1"/>
     <w:qFormat/>
     <w:pPr>
@@ -33855,9 +33853,9 @@
       <w:ind/>
     </w:pPr>
   </w:style>
-  <w:style w:type="paragraph" w:styleId="664">
+  <w:style w:type="paragraph" w:styleId="899">
     <w:name w:val="List Paragraph"/>
-    <w:basedOn w:val="660"/>
+    <w:basedOn w:val="895"/>
     <w:uiPriority w:val="34"/>
     <w:qFormat/>
     <w:pPr>
